--- a/FSCT8561-Midterm-Kuangda-Zhu-A01329778.docx
+++ b/FSCT8561-Midterm-Kuangda-Zhu-A01329778.docx
@@ -245,6 +245,7 @@
       <w:r>
         <w:t xml:space="preserve">Evaluates the local test HTTP service for </w:t>
       </w:r>
+      <w:proofErr w:type="gramStart"/>
       <w:r>
         <w:rPr>
           <w:rFonts w:hint="eastAsia"/>
@@ -260,6 +261,7 @@
         </w:rPr>
         <w:t xml:space="preserve"> and</w:t>
       </w:r>
+      <w:proofErr w:type="gramEnd"/>
       <w:r>
         <w:t xml:space="preserve"> export</w:t>
       </w:r>
@@ -338,9 +340,6 @@
           <w:ilvl w:val="0"/>
           <w:numId w:val="2"/>
         </w:numPr>
-        <w:rPr>
-          <w:rFonts w:hint="eastAsia"/>
-        </w:rPr>
       </w:pPr>
       <w:r>
         <w:lastRenderedPageBreak/>
@@ -422,9 +421,6 @@
     <w:p>
       <w:pPr>
         <w:pStyle w:val="Heading4"/>
-        <w:rPr>
-          <w:rFonts w:hint="eastAsia"/>
-        </w:rPr>
       </w:pPr>
       <w:r>
         <w:t>Information Flows</w:t>
@@ -453,11 +449,6 @@
       </w:r>
     </w:p>
     <w:p>
-      <w:pPr>
-        <w:rPr>
-          <w:rFonts w:hint="eastAsia"/>
-        </w:rPr>
-      </w:pPr>
       <w:r>
         <w:rPr>
           <w:rFonts w:hint="eastAsia"/>
@@ -1286,7 +1277,6 @@
           <w:p>
             <w:pPr>
               <w:rPr>
-                <w:rFonts w:hint="eastAsia"/>
                 <w:sz w:val="22"/>
                 <w:szCs w:val="22"/>
               </w:rPr>
@@ -1371,7 +1361,6 @@
           <w:p>
             <w:pPr>
               <w:rPr>
-                <w:rFonts w:hint="eastAsia"/>
                 <w:sz w:val="22"/>
                 <w:szCs w:val="22"/>
               </w:rPr>
@@ -1950,66 +1939,918 @@
         <w:t>Error Responses</w:t>
       </w:r>
       <w:r>
-        <w:t xml:space="preserve">: Standardized format using </w:t>
+        <w:t>: Standardized format using ERROR|message prefixes.</w:t>
+      </w:r>
+    </w:p>
+    <w:p>
+      <w:r>
+        <w:rPr>
+          <w:b/>
+          <w:bCs/>
+        </w:rPr>
+        <w:t>Session Termination</w:t>
+      </w:r>
+      <w:r>
+        <w:t xml:space="preserve">: </w:t>
+      </w:r>
+      <w:r>
+        <w:rPr>
+          <w:rFonts w:hint="eastAsia"/>
+        </w:rPr>
+        <w:t>Closed</w:t>
+      </w:r>
+      <w:r>
+        <w:t xml:space="preserve"> via the EXIT comman</w:t>
+      </w:r>
+      <w:r>
+        <w:rPr>
+          <w:rFonts w:hint="eastAsia"/>
+        </w:rPr>
+        <w:t>d</w:t>
+      </w:r>
+      <w:r>
+        <w:t>.</w:t>
+      </w:r>
+    </w:p>
+    <w:p>
+      <w:r>
+        <w:rPr>
+          <w:b/>
+          <w:bCs/>
+        </w:rPr>
+        <w:t>Security Limitations</w:t>
+      </w:r>
+      <w:r>
+        <w:t>: Local stateful sockets implemented; TLS encryption proposed for future deployment.</w:t>
+      </w:r>
+    </w:p>
+    <w:p>
+      <w:pPr>
+        <w:rPr>
+          <w:rFonts w:hint="eastAsia"/>
+        </w:rPr>
+      </w:pPr>
+      <w:r>
+        <w:br w:type="page"/>
+      </w:r>
+    </w:p>
+    <w:p>
+      <w:pPr>
+        <w:pStyle w:val="Heading3"/>
+      </w:pPr>
+      <w:r>
+        <w:lastRenderedPageBreak/>
+        <w:t>Part D — Component Design</w:t>
+      </w:r>
+    </w:p>
+    <w:p>
+      <w:pPr>
+        <w:rPr>
+          <w:b/>
+          <w:bCs/>
+          <w:lang w:val="en-US"/>
+        </w:rPr>
+      </w:pPr>
+      <w:r>
+        <w:rPr>
+          <w:rFonts w:hint="eastAsia"/>
+          <w:b/>
+          <w:bCs/>
+          <w:lang w:val="en-US"/>
+        </w:rPr>
+        <w:t>P</w:t>
+      </w:r>
+      <w:r>
+        <w:rPr>
+          <w:b/>
+          <w:bCs/>
+          <w:lang w:val="en-US"/>
+        </w:rPr>
+        <w:t>ort scanner</w:t>
+      </w:r>
+    </w:p>
+    <w:p>
+      <w:pPr>
+        <w:pStyle w:val="ListParagraph"/>
+        <w:numPr>
+          <w:ilvl w:val="0"/>
+          <w:numId w:val="3"/>
+        </w:numPr>
+        <w:rPr>
+          <w:lang w:val="en-US"/>
+        </w:rPr>
+      </w:pPr>
+      <w:r>
+        <w:rPr>
+          <w:b/>
+          <w:bCs/>
+          <w:lang w:val="en-US"/>
+        </w:rPr>
+        <w:t>Input</w:t>
+      </w:r>
+      <w:r>
+        <w:rPr>
+          <w:rFonts w:hint="eastAsia"/>
+          <w:b/>
+          <w:bCs/>
+          <w:lang w:val="en-US"/>
+        </w:rPr>
+        <w:t>s</w:t>
+      </w:r>
+      <w:r>
+        <w:rPr>
+          <w:b/>
+          <w:bCs/>
+          <w:lang w:val="en-US"/>
+        </w:rPr>
+        <w:t xml:space="preserve">: </w:t>
+      </w:r>
+      <w:r>
+        <w:rPr>
+          <w:lang w:val="en-US"/>
+        </w:rPr>
+        <w:t>Target IP address or hostname</w:t>
+      </w:r>
+      <w:r>
+        <w:rPr>
+          <w:rFonts w:hint="eastAsia"/>
+          <w:lang w:val="en-US"/>
+        </w:rPr>
+        <w:t xml:space="preserve"> </w:t>
+      </w:r>
+      <w:r>
+        <w:rPr>
+          <w:lang w:val="en-US"/>
+        </w:rPr>
+        <w:t>and the port range</w:t>
+      </w:r>
+      <w:r>
+        <w:rPr>
+          <w:rFonts w:hint="eastAsia"/>
+          <w:lang w:val="en-US"/>
+        </w:rPr>
+        <w:t>.</w:t>
+      </w:r>
+    </w:p>
+    <w:p>
+      <w:pPr>
+        <w:pStyle w:val="ListParagraph"/>
+        <w:numPr>
+          <w:ilvl w:val="0"/>
+          <w:numId w:val="3"/>
+        </w:numPr>
+        <w:rPr>
+          <w:lang w:val="en-US"/>
+        </w:rPr>
+      </w:pPr>
+      <w:r>
+        <w:rPr>
+          <w:b/>
+          <w:bCs/>
+          <w:lang w:val="en-US"/>
+        </w:rPr>
+        <w:t xml:space="preserve">Outputs: </w:t>
+      </w:r>
+      <w:r>
+        <w:rPr>
+          <w:lang w:val="en-US"/>
+        </w:rPr>
+        <w:t>List of open, closed, or filtered ports with a structured scan report</w:t>
+      </w:r>
+      <w:r>
+        <w:rPr>
+          <w:rFonts w:hint="eastAsia"/>
+          <w:lang w:val="en-US"/>
+        </w:rPr>
+        <w:t>.</w:t>
+      </w:r>
+    </w:p>
+    <w:p>
+      <w:pPr>
+        <w:pStyle w:val="ListParagraph"/>
+        <w:numPr>
+          <w:ilvl w:val="0"/>
+          <w:numId w:val="3"/>
+        </w:numPr>
+        <w:rPr>
+          <w:lang w:val="en-US"/>
+        </w:rPr>
+      </w:pPr>
+      <w:r>
+        <w:rPr>
+          <w:b/>
+          <w:bCs/>
+          <w:lang w:val="en-US"/>
+        </w:rPr>
+        <w:t xml:space="preserve">Expected Behavior: </w:t>
+      </w:r>
+      <w:r>
+        <w:rPr>
+          <w:lang w:val="en-US"/>
+        </w:rPr>
+        <w:t>Utilizes TCP sockets or python-</w:t>
       </w:r>
       <w:proofErr w:type="spellStart"/>
       <w:r>
-        <w:t>ERROR|message</w:t>
+        <w:rPr>
+          <w:lang w:val="en-US"/>
+        </w:rPr>
+        <w:t>nmap</w:t>
       </w:r>
       <w:proofErr w:type="spellEnd"/>
       <w:r>
-        <w:t xml:space="preserve"> prefixes.</w:t>
-      </w:r>
-    </w:p>
-    <w:p>
-      <w:r>
-        <w:rPr>
-          <w:b/>
-          <w:bCs/>
-        </w:rPr>
-        <w:t>Session Termination</w:t>
-      </w:r>
-      <w:r>
+        <w:rPr>
+          <w:lang w:val="en-US"/>
+        </w:rPr>
+        <w:t xml:space="preserve"> to probe target ports, rapidly determining listening states and returning structured results to the client user interface</w:t>
+      </w:r>
+      <w:r>
+        <w:rPr>
+          <w:rFonts w:hint="eastAsia"/>
+          <w:lang w:val="en-US"/>
+        </w:rPr>
+        <w:t>.</w:t>
+      </w:r>
+    </w:p>
+    <w:p>
+      <w:pPr>
+        <w:pStyle w:val="ListParagraph"/>
+        <w:numPr>
+          <w:ilvl w:val="0"/>
+          <w:numId w:val="3"/>
+        </w:numPr>
+        <w:rPr>
+          <w:lang w:val="en-US"/>
+        </w:rPr>
+      </w:pPr>
+      <w:r>
+        <w:rPr>
+          <w:b/>
+          <w:bCs/>
+          <w:lang w:val="en-US"/>
+        </w:rPr>
+        <w:t xml:space="preserve">Failure Conditions: </w:t>
+      </w:r>
+      <w:r>
+        <w:rPr>
+          <w:lang w:val="en-US"/>
+        </w:rPr>
+        <w:t xml:space="preserve">Unreachable target host, network timeout, or </w:t>
+      </w:r>
+      <w:r>
+        <w:rPr>
+          <w:lang w:val="en-US"/>
+        </w:rPr>
+        <w:t>filtered</w:t>
+      </w:r>
+      <w:r>
+        <w:rPr>
+          <w:rFonts w:hint="eastAsia"/>
+          <w:lang w:val="en-US"/>
+        </w:rPr>
+        <w:t xml:space="preserve"> by the firewall.</w:t>
+      </w:r>
+    </w:p>
+    <w:p>
+      <w:pPr>
+        <w:pStyle w:val="ListParagraph"/>
+        <w:numPr>
+          <w:ilvl w:val="0"/>
+          <w:numId w:val="3"/>
+        </w:numPr>
+        <w:rPr>
+          <w:rFonts w:hint="eastAsia"/>
+          <w:lang w:val="en-US"/>
+        </w:rPr>
+      </w:pPr>
+      <w:r>
+        <w:rPr>
+          <w:b/>
+          <w:bCs/>
+          <w:lang w:val="en-US"/>
+        </w:rPr>
+        <w:t xml:space="preserve">Security Controls: </w:t>
+      </w:r>
+      <w:r>
+        <w:rPr>
+          <w:lang w:val="en-US"/>
+        </w:rPr>
+        <w:t>Strict target range restriction to ensure scans are limited exclusively to local test environments or explicitly authorized targets</w:t>
+      </w:r>
+      <w:r>
+        <w:rPr>
+          <w:rFonts w:hint="eastAsia"/>
+          <w:lang w:val="en-US"/>
+        </w:rPr>
+        <w:t>.</w:t>
+      </w:r>
+    </w:p>
+    <w:p>
+      <w:pPr>
+        <w:rPr>
+          <w:b/>
+          <w:bCs/>
+          <w:lang w:val="en-US"/>
+        </w:rPr>
+      </w:pPr>
+      <w:r>
+        <w:rPr>
+          <w:b/>
+          <w:bCs/>
+          <w:lang w:val="en-US"/>
+        </w:rPr>
+        <w:t>MFA module</w:t>
+      </w:r>
+    </w:p>
+    <w:p>
+      <w:pPr>
+        <w:pStyle w:val="ListParagraph"/>
+        <w:numPr>
+          <w:ilvl w:val="0"/>
+          <w:numId w:val="3"/>
+        </w:numPr>
+        <w:rPr>
+          <w:lang w:val="en-US"/>
+        </w:rPr>
+      </w:pPr>
+      <w:r>
+        <w:rPr>
+          <w:b/>
+          <w:bCs/>
+          <w:lang w:val="en-US"/>
+        </w:rPr>
+        <w:t>Input</w:t>
+      </w:r>
+      <w:r>
+        <w:rPr>
+          <w:rFonts w:hint="eastAsia"/>
+          <w:b/>
+          <w:bCs/>
+          <w:lang w:val="en-US"/>
+        </w:rPr>
+        <w:t>s</w:t>
+      </w:r>
+      <w:r>
+        <w:rPr>
+          <w:b/>
+          <w:bCs/>
+          <w:lang w:val="en-US"/>
+        </w:rPr>
         <w:t xml:space="preserve">: </w:t>
       </w:r>
       <w:r>
-        <w:rPr>
-          <w:rFonts w:hint="eastAsia"/>
-        </w:rPr>
-        <w:t>Closed</w:t>
-      </w:r>
-      <w:r>
-        <w:t xml:space="preserve"> via the EXIT comman</w:t>
-      </w:r>
-      <w:r>
-        <w:rPr>
-          <w:rFonts w:hint="eastAsia"/>
-        </w:rPr>
-        <w:t>d</w:t>
-      </w:r>
-      <w:r>
+        <w:t>Username, password</w:t>
+      </w:r>
+      <w:r>
+        <w:rPr>
+          <w:rFonts w:hint="eastAsia"/>
+        </w:rPr>
+        <w:t>,</w:t>
+      </w:r>
+      <w:r>
+        <w:t xml:space="preserve"> and Time-based One-Time Password (TOTP) token.</w:t>
+      </w:r>
+    </w:p>
+    <w:p>
+      <w:pPr>
+        <w:pStyle w:val="ListParagraph"/>
+        <w:numPr>
+          <w:ilvl w:val="0"/>
+          <w:numId w:val="3"/>
+        </w:numPr>
+        <w:rPr>
+          <w:lang w:val="en-US"/>
+        </w:rPr>
+      </w:pPr>
+      <w:r>
+        <w:rPr>
+          <w:b/>
+          <w:bCs/>
+          <w:lang w:val="en-US"/>
+        </w:rPr>
+        <w:t xml:space="preserve">Outputs: </w:t>
+      </w:r>
+      <w:r>
+        <w:rPr>
+          <w:rFonts w:hint="eastAsia"/>
+        </w:rPr>
+        <w:t>A</w:t>
+      </w:r>
+      <w:r>
+        <w:t>uthentication status</w:t>
+      </w:r>
+      <w:r>
+        <w:rPr>
+          <w:rFonts w:hint="eastAsia"/>
+        </w:rPr>
         <w:t>.</w:t>
       </w:r>
     </w:p>
     <w:p>
-      <w:r>
-        <w:rPr>
-          <w:b/>
-          <w:bCs/>
-        </w:rPr>
-        <w:t>Security Limitations</w:t>
-      </w:r>
-      <w:r>
-        <w:t>: Local stateful sockets implemented; TLS encryption proposed for future deployment.</w:t>
-      </w:r>
-    </w:p>
-    <w:p/>
-    <w:p>
-      <w:pPr>
-        <w:pStyle w:val="Heading3"/>
-      </w:pPr>
-      <w:r>
-        <w:t>Part D — Component Design</w:t>
+      <w:pPr>
+        <w:pStyle w:val="ListParagraph"/>
+        <w:numPr>
+          <w:ilvl w:val="0"/>
+          <w:numId w:val="3"/>
+        </w:numPr>
+        <w:rPr>
+          <w:lang w:val="en-US"/>
+        </w:rPr>
+      </w:pPr>
+      <w:r>
+        <w:rPr>
+          <w:b/>
+          <w:bCs/>
+          <w:lang w:val="en-US"/>
+        </w:rPr>
+        <w:t xml:space="preserve">Expected Behavior: </w:t>
+      </w:r>
+      <w:r>
+        <w:t>The server securely compares the submitted password, validates the 6-digit TOTP token, and grants access to protected commands only upon successful dual-factor verification.</w:t>
+      </w:r>
+    </w:p>
+    <w:p>
+      <w:pPr>
+        <w:pStyle w:val="ListParagraph"/>
+        <w:numPr>
+          <w:ilvl w:val="0"/>
+          <w:numId w:val="3"/>
+        </w:numPr>
+        <w:rPr>
+          <w:lang w:val="en-US"/>
+        </w:rPr>
+      </w:pPr>
+      <w:r>
+        <w:rPr>
+          <w:b/>
+          <w:bCs/>
+          <w:lang w:val="en-US"/>
+        </w:rPr>
+        <w:t xml:space="preserve">Failure Conditions: </w:t>
+      </w:r>
+      <w:proofErr w:type="gramStart"/>
+      <w:r>
+        <w:t>Invalid password</w:t>
+      </w:r>
+      <w:r>
+        <w:rPr>
+          <w:rFonts w:hint="eastAsia"/>
+        </w:rPr>
+        <w:t>,</w:t>
+      </w:r>
+      <w:proofErr w:type="gramEnd"/>
+      <w:r>
+        <w:rPr>
+          <w:rFonts w:hint="eastAsia"/>
+        </w:rPr>
+        <w:t xml:space="preserve"> </w:t>
+      </w:r>
+      <w:r>
+        <w:t>expired or incorrect TOTP token, or account lockout triggered by consecutive authentication failures.</w:t>
+      </w:r>
+    </w:p>
+    <w:p>
+      <w:pPr>
+        <w:pStyle w:val="ListParagraph"/>
+        <w:numPr>
+          <w:ilvl w:val="0"/>
+          <w:numId w:val="3"/>
+        </w:numPr>
+        <w:rPr>
+          <w:b/>
+          <w:bCs/>
+          <w:lang w:val="en-US"/>
+        </w:rPr>
+      </w:pPr>
+      <w:r>
+        <w:rPr>
+          <w:b/>
+          <w:bCs/>
+          <w:lang w:val="en-US"/>
+        </w:rPr>
+        <w:t xml:space="preserve">Security Controls: </w:t>
+      </w:r>
+      <w:r>
+        <w:t>Secure password hashing storage</w:t>
+      </w:r>
+      <w:r>
+        <w:rPr>
+          <w:rFonts w:hint="eastAsia"/>
+        </w:rPr>
+        <w:t xml:space="preserve"> and TOTP implemented.</w:t>
+      </w:r>
+    </w:p>
+    <w:p>
+      <w:pPr>
+        <w:rPr>
+          <w:b/>
+          <w:bCs/>
+          <w:lang w:val="en-US"/>
+        </w:rPr>
+      </w:pPr>
+      <w:r>
+        <w:rPr>
+          <w:b/>
+          <w:bCs/>
+          <w:lang w:val="en-US"/>
+        </w:rPr>
+        <w:t>HTTP checker</w:t>
+      </w:r>
+    </w:p>
+    <w:p>
+      <w:pPr>
+        <w:pStyle w:val="ListParagraph"/>
+        <w:numPr>
+          <w:ilvl w:val="0"/>
+          <w:numId w:val="3"/>
+        </w:numPr>
+        <w:rPr>
+          <w:lang w:val="en-US"/>
+        </w:rPr>
+      </w:pPr>
+      <w:r>
+        <w:rPr>
+          <w:b/>
+          <w:bCs/>
+          <w:lang w:val="en-US"/>
+        </w:rPr>
+        <w:t>Input</w:t>
+      </w:r>
+      <w:r>
+        <w:rPr>
+          <w:rFonts w:hint="eastAsia"/>
+          <w:b/>
+          <w:bCs/>
+          <w:lang w:val="en-US"/>
+        </w:rPr>
+        <w:t>s</w:t>
+      </w:r>
+      <w:r>
+        <w:rPr>
+          <w:b/>
+          <w:bCs/>
+          <w:lang w:val="en-US"/>
+        </w:rPr>
+        <w:t xml:space="preserve">: </w:t>
+      </w:r>
+      <w:r>
+        <w:t>Local test website URL</w:t>
+      </w:r>
+      <w:r>
+        <w:t>.</w:t>
+      </w:r>
+    </w:p>
+    <w:p>
+      <w:pPr>
+        <w:pStyle w:val="ListParagraph"/>
+        <w:numPr>
+          <w:ilvl w:val="0"/>
+          <w:numId w:val="3"/>
+        </w:numPr>
+        <w:rPr>
+          <w:lang w:val="en-US"/>
+        </w:rPr>
+      </w:pPr>
+      <w:r>
+        <w:rPr>
+          <w:b/>
+          <w:bCs/>
+          <w:lang w:val="en-US"/>
+        </w:rPr>
+        <w:t xml:space="preserve">Outputs: </w:t>
+      </w:r>
+      <w:r>
+        <w:t>HTTP response header analysis report</w:t>
+      </w:r>
+      <w:r>
+        <w:rPr>
+          <w:rFonts w:hint="eastAsia"/>
+        </w:rPr>
+        <w:t>.</w:t>
+      </w:r>
+    </w:p>
+    <w:p>
+      <w:pPr>
+        <w:pStyle w:val="ListParagraph"/>
+        <w:numPr>
+          <w:ilvl w:val="0"/>
+          <w:numId w:val="3"/>
+        </w:numPr>
+        <w:rPr>
+          <w:lang w:val="en-US"/>
+        </w:rPr>
+      </w:pPr>
+      <w:r>
+        <w:rPr>
+          <w:b/>
+          <w:bCs/>
+          <w:lang w:val="en-US"/>
+        </w:rPr>
+        <w:t xml:space="preserve">Expected Behavior: </w:t>
+      </w:r>
+      <w:r>
+        <w:t>Employs Python’s requests library to send HTTP requests to the test website, examines response headers and basic configurations, and reports findings</w:t>
+      </w:r>
+      <w:r>
+        <w:t>.</w:t>
+      </w:r>
+    </w:p>
+    <w:p>
+      <w:pPr>
+        <w:pStyle w:val="ListParagraph"/>
+        <w:numPr>
+          <w:ilvl w:val="0"/>
+          <w:numId w:val="3"/>
+        </w:numPr>
+        <w:rPr>
+          <w:lang w:val="en-US"/>
+        </w:rPr>
+      </w:pPr>
+      <w:r>
+        <w:rPr>
+          <w:b/>
+          <w:bCs/>
+          <w:lang w:val="en-US"/>
+        </w:rPr>
+        <w:t xml:space="preserve">Failure Conditions: </w:t>
+      </w:r>
+      <w:r>
+        <w:t xml:space="preserve">Local test server </w:t>
+      </w:r>
+      <w:r>
+        <w:rPr>
+          <w:rFonts w:hint="eastAsia"/>
+        </w:rPr>
+        <w:t>error</w:t>
+      </w:r>
+      <w:r>
+        <w:t>, connection refused, or unresolvable target URL.</w:t>
+      </w:r>
+    </w:p>
+    <w:p>
+      <w:pPr>
+        <w:pStyle w:val="ListParagraph"/>
+        <w:numPr>
+          <w:ilvl w:val="0"/>
+          <w:numId w:val="3"/>
+        </w:numPr>
+        <w:rPr>
+          <w:b/>
+          <w:bCs/>
+          <w:lang w:val="en-US"/>
+        </w:rPr>
+      </w:pPr>
+      <w:r>
+        <w:rPr>
+          <w:b/>
+          <w:bCs/>
+          <w:lang w:val="en-US"/>
+        </w:rPr>
+        <w:t xml:space="preserve">Security Controls: </w:t>
+      </w:r>
+      <w:r>
+        <w:rPr>
+          <w:rFonts w:hint="eastAsia"/>
+        </w:rPr>
+        <w:t>A</w:t>
+      </w:r>
+      <w:r>
+        <w:t>voiding any destructive exploits or injection attacks</w:t>
+      </w:r>
+      <w:r>
+        <w:rPr>
+          <w:rFonts w:hint="eastAsia"/>
+        </w:rPr>
+        <w:t>.</w:t>
+      </w:r>
+    </w:p>
+    <w:p>
+      <w:pPr>
+        <w:rPr>
+          <w:b/>
+          <w:bCs/>
+          <w:lang w:val="en-US"/>
+        </w:rPr>
+      </w:pPr>
+      <w:r>
+        <w:rPr>
+          <w:b/>
+          <w:bCs/>
+          <w:lang w:val="en-US"/>
+        </w:rPr>
+        <w:t>PCAP analyzer</w:t>
+      </w:r>
+    </w:p>
+    <w:p>
+      <w:pPr>
+        <w:pStyle w:val="ListParagraph"/>
+        <w:numPr>
+          <w:ilvl w:val="0"/>
+          <w:numId w:val="3"/>
+        </w:numPr>
+        <w:rPr>
+          <w:lang w:val="en-US"/>
+        </w:rPr>
+      </w:pPr>
+      <w:r>
+        <w:rPr>
+          <w:b/>
+          <w:bCs/>
+          <w:lang w:val="en-US"/>
+        </w:rPr>
+        <w:t>Input</w:t>
+      </w:r>
+      <w:r>
+        <w:rPr>
+          <w:rFonts w:hint="eastAsia"/>
+          <w:b/>
+          <w:bCs/>
+          <w:lang w:val="en-US"/>
+        </w:rPr>
+        <w:t>s</w:t>
+      </w:r>
+      <w:r>
+        <w:rPr>
+          <w:b/>
+          <w:bCs/>
+          <w:lang w:val="en-US"/>
+        </w:rPr>
+        <w:t>:</w:t>
+      </w:r>
+      <w:r>
+        <w:t xml:space="preserve"> </w:t>
+      </w:r>
+      <w:r>
+        <w:t>Offline traffic capture file</w:t>
+      </w:r>
+      <w:r>
+        <w:t>.</w:t>
+      </w:r>
+    </w:p>
+    <w:p>
+      <w:pPr>
+        <w:pStyle w:val="ListParagraph"/>
+        <w:numPr>
+          <w:ilvl w:val="0"/>
+          <w:numId w:val="3"/>
+        </w:numPr>
+        <w:rPr>
+          <w:lang w:val="en-US"/>
+        </w:rPr>
+      </w:pPr>
+      <w:r>
+        <w:rPr>
+          <w:b/>
+          <w:bCs/>
+          <w:lang w:val="en-US"/>
+        </w:rPr>
+        <w:t xml:space="preserve">Outputs: </w:t>
+      </w:r>
+      <w:r>
+        <w:rPr>
+          <w:rFonts w:hint="eastAsia"/>
+        </w:rPr>
+        <w:t>S</w:t>
+      </w:r>
+      <w:r>
+        <w:t>uspicious pattern detection results</w:t>
+      </w:r>
+      <w:r>
+        <w:rPr>
+          <w:rFonts w:hint="eastAsia"/>
+        </w:rPr>
+        <w:t>.</w:t>
+      </w:r>
+    </w:p>
+    <w:p>
+      <w:pPr>
+        <w:pStyle w:val="ListParagraph"/>
+        <w:numPr>
+          <w:ilvl w:val="0"/>
+          <w:numId w:val="3"/>
+        </w:numPr>
+        <w:rPr>
+          <w:lang w:val="en-US"/>
+        </w:rPr>
+      </w:pPr>
+      <w:r>
+        <w:rPr>
+          <w:b/>
+          <w:bCs/>
+          <w:lang w:val="en-US"/>
+        </w:rPr>
+        <w:lastRenderedPageBreak/>
+        <w:t xml:space="preserve">Expected Behavior: </w:t>
+      </w:r>
+      <w:r>
+        <w:t xml:space="preserve">Leverages </w:t>
+      </w:r>
+      <w:proofErr w:type="spellStart"/>
+      <w:r>
+        <w:t>Scapy</w:t>
+      </w:r>
+      <w:proofErr w:type="spellEnd"/>
+      <w:r>
+        <w:t xml:space="preserve"> to read the PCAP file, iterate through packets, extract protocol-layer information, identify anomalous traffic patterns, and generate a structured analysis report</w:t>
+      </w:r>
+    </w:p>
+    <w:p>
+      <w:pPr>
+        <w:pStyle w:val="ListParagraph"/>
+        <w:numPr>
+          <w:ilvl w:val="0"/>
+          <w:numId w:val="3"/>
+        </w:numPr>
+        <w:rPr>
+          <w:b/>
+          <w:bCs/>
+          <w:lang w:val="en-US"/>
+        </w:rPr>
+      </w:pPr>
+      <w:r>
+        <w:rPr>
+          <w:b/>
+          <w:bCs/>
+          <w:lang w:val="en-US"/>
+        </w:rPr>
+        <w:t xml:space="preserve">Failure Conditions: </w:t>
+      </w:r>
+      <w:r>
+        <w:t xml:space="preserve">Incorrect file path, corrupted PCAP file format, or missing </w:t>
+      </w:r>
+      <w:proofErr w:type="spellStart"/>
+      <w:r>
+        <w:t>Scapy</w:t>
+      </w:r>
+      <w:proofErr w:type="spellEnd"/>
+      <w:r>
+        <w:t xml:space="preserve"> library dependencies.</w:t>
+      </w:r>
+    </w:p>
+    <w:p>
+      <w:pPr>
+        <w:pStyle w:val="ListParagraph"/>
+        <w:numPr>
+          <w:ilvl w:val="0"/>
+          <w:numId w:val="3"/>
+        </w:numPr>
+        <w:rPr>
+          <w:b/>
+          <w:bCs/>
+          <w:lang w:val="en-US"/>
+        </w:rPr>
+      </w:pPr>
+      <w:r>
+        <w:rPr>
+          <w:b/>
+          <w:bCs/>
+          <w:lang w:val="en-US"/>
+        </w:rPr>
+        <w:t xml:space="preserve">Security Controls: </w:t>
+      </w:r>
+      <w:r>
+        <w:t>Sandboxed offline analysis</w:t>
+      </w:r>
+    </w:p>
+    <w:p>
+      <w:pPr>
+        <w:rPr>
+          <w:b/>
+          <w:bCs/>
+        </w:rPr>
+      </w:pPr>
+      <w:r>
+        <w:rPr>
+          <w:b/>
+          <w:bCs/>
+        </w:rPr>
+        <w:t xml:space="preserve">Sensitive Information </w:t>
+      </w:r>
+    </w:p>
+    <w:p>
+      <w:pPr>
+        <w:rPr>
+          <w:rFonts w:hint="eastAsia"/>
+          <w:lang w:val="en-US"/>
+        </w:rPr>
+      </w:pPr>
+      <w:r>
+        <w:rPr>
+          <w:rFonts w:hint="eastAsia"/>
+        </w:rPr>
+        <w:t>A</w:t>
+      </w:r>
+      <w:r>
+        <w:t xml:space="preserve">void collecting or logging user plain-text passwords and TOTP secret tokens. </w:t>
+      </w:r>
+      <w:r>
+        <w:rPr>
+          <w:rFonts w:hint="eastAsia"/>
+        </w:rPr>
+        <w:t>It</w:t>
+      </w:r>
+      <w:r>
+        <w:t xml:space="preserve"> is justified by security best practices to prevent credential disclosure and information leakage if log files are compromised, ensuring sensitive authentication material is never stored in persistent storage or logs.</w:t>
       </w:r>
     </w:p>
     <w:sectPr>
@@ -2250,11 +3091,127 @@
       </w:rPr>
     </w:lvl>
   </w:abstractNum>
+  <w:abstractNum w:abstractNumId="2" w15:restartNumberingAfterBreak="0">
+    <w:nsid w:val="471E0FCC"/>
+    <w:multiLevelType w:val="hybridMultilevel"/>
+    <w:tmpl w:val="90ACAB86"/>
+    <w:lvl w:ilvl="0" w:tplc="10090001">
+      <w:start w:val="1"/>
+      <w:numFmt w:val="bullet"/>
+      <w:lvlText w:val=""/>
+      <w:lvlJc w:val="left"/>
+      <w:pPr>
+        <w:ind w:left="440" w:hanging="440"/>
+      </w:pPr>
+      <w:rPr>
+        <w:rFonts w:ascii="Symbol" w:hAnsi="Symbol" w:hint="default"/>
+      </w:rPr>
+    </w:lvl>
+    <w:lvl w:ilvl="1" w:tplc="04090003" w:tentative="1">
+      <w:start w:val="1"/>
+      <w:numFmt w:val="bullet"/>
+      <w:lvlText w:val=""/>
+      <w:lvlJc w:val="left"/>
+      <w:pPr>
+        <w:ind w:left="880" w:hanging="440"/>
+      </w:pPr>
+      <w:rPr>
+        <w:rFonts w:ascii="Wingdings" w:hAnsi="Wingdings" w:hint="default"/>
+      </w:rPr>
+    </w:lvl>
+    <w:lvl w:ilvl="2" w:tplc="04090005" w:tentative="1">
+      <w:start w:val="1"/>
+      <w:numFmt w:val="bullet"/>
+      <w:lvlText w:val=""/>
+      <w:lvlJc w:val="left"/>
+      <w:pPr>
+        <w:ind w:left="1320" w:hanging="440"/>
+      </w:pPr>
+      <w:rPr>
+        <w:rFonts w:ascii="Wingdings" w:hAnsi="Wingdings" w:hint="default"/>
+      </w:rPr>
+    </w:lvl>
+    <w:lvl w:ilvl="3" w:tplc="04090001" w:tentative="1">
+      <w:start w:val="1"/>
+      <w:numFmt w:val="bullet"/>
+      <w:lvlText w:val=""/>
+      <w:lvlJc w:val="left"/>
+      <w:pPr>
+        <w:ind w:left="1760" w:hanging="440"/>
+      </w:pPr>
+      <w:rPr>
+        <w:rFonts w:ascii="Wingdings" w:hAnsi="Wingdings" w:hint="default"/>
+      </w:rPr>
+    </w:lvl>
+    <w:lvl w:ilvl="4" w:tplc="04090003" w:tentative="1">
+      <w:start w:val="1"/>
+      <w:numFmt w:val="bullet"/>
+      <w:lvlText w:val=""/>
+      <w:lvlJc w:val="left"/>
+      <w:pPr>
+        <w:ind w:left="2200" w:hanging="440"/>
+      </w:pPr>
+      <w:rPr>
+        <w:rFonts w:ascii="Wingdings" w:hAnsi="Wingdings" w:hint="default"/>
+      </w:rPr>
+    </w:lvl>
+    <w:lvl w:ilvl="5" w:tplc="04090005" w:tentative="1">
+      <w:start w:val="1"/>
+      <w:numFmt w:val="bullet"/>
+      <w:lvlText w:val=""/>
+      <w:lvlJc w:val="left"/>
+      <w:pPr>
+        <w:ind w:left="2640" w:hanging="440"/>
+      </w:pPr>
+      <w:rPr>
+        <w:rFonts w:ascii="Wingdings" w:hAnsi="Wingdings" w:hint="default"/>
+      </w:rPr>
+    </w:lvl>
+    <w:lvl w:ilvl="6" w:tplc="04090001" w:tentative="1">
+      <w:start w:val="1"/>
+      <w:numFmt w:val="bullet"/>
+      <w:lvlText w:val=""/>
+      <w:lvlJc w:val="left"/>
+      <w:pPr>
+        <w:ind w:left="3080" w:hanging="440"/>
+      </w:pPr>
+      <w:rPr>
+        <w:rFonts w:ascii="Wingdings" w:hAnsi="Wingdings" w:hint="default"/>
+      </w:rPr>
+    </w:lvl>
+    <w:lvl w:ilvl="7" w:tplc="04090003" w:tentative="1">
+      <w:start w:val="1"/>
+      <w:numFmt w:val="bullet"/>
+      <w:lvlText w:val=""/>
+      <w:lvlJc w:val="left"/>
+      <w:pPr>
+        <w:ind w:left="3520" w:hanging="440"/>
+      </w:pPr>
+      <w:rPr>
+        <w:rFonts w:ascii="Wingdings" w:hAnsi="Wingdings" w:hint="default"/>
+      </w:rPr>
+    </w:lvl>
+    <w:lvl w:ilvl="8" w:tplc="04090005" w:tentative="1">
+      <w:start w:val="1"/>
+      <w:numFmt w:val="bullet"/>
+      <w:lvlText w:val=""/>
+      <w:lvlJc w:val="left"/>
+      <w:pPr>
+        <w:ind w:left="3960" w:hanging="440"/>
+      </w:pPr>
+      <w:rPr>
+        <w:rFonts w:ascii="Wingdings" w:hAnsi="Wingdings" w:hint="default"/>
+      </w:rPr>
+    </w:lvl>
+  </w:abstractNum>
   <w:num w:numId="1" w16cid:durableId="122775510">
     <w:abstractNumId w:val="0"/>
   </w:num>
   <w:num w:numId="2" w16cid:durableId="1397127437">
     <w:abstractNumId w:val="1"/>
+  </w:num>
+  <w:num w:numId="3" w16cid:durableId="775708806">
+    <w:abstractNumId w:val="2"/>
   </w:num>
 </w:numbering>
 </file>

--- a/FSCT8561-Midterm-Kuangda-Zhu-A01329778.docx
+++ b/FSCT8561-Midterm-Kuangda-Zhu-A01329778.docx
@@ -211,13 +211,8 @@
         <w:t>s</w:t>
       </w:r>
       <w:r>
-        <w:t xml:space="preserve"> open TCP ports on the target service using raw sockets or python-</w:t>
-      </w:r>
-      <w:proofErr w:type="spellStart"/>
-      <w:r>
-        <w:t>nmap</w:t>
-      </w:r>
-      <w:proofErr w:type="spellEnd"/>
+        <w:t xml:space="preserve"> open TCP ports on the target service using raw sockets or python-nmap</w:t>
+      </w:r>
       <w:r>
         <w:rPr>
           <w:rFonts w:hint="eastAsia"/>
@@ -245,7 +240,6 @@
       <w:r>
         <w:t xml:space="preserve">Evaluates the local test HTTP service for </w:t>
       </w:r>
-      <w:proofErr w:type="gramStart"/>
       <w:r>
         <w:rPr>
           <w:rFonts w:hint="eastAsia"/>
@@ -261,7 +255,6 @@
         </w:rPr>
         <w:t xml:space="preserve"> and</w:t>
       </w:r>
-      <w:proofErr w:type="gramEnd"/>
       <w:r>
         <w:t xml:space="preserve"> export</w:t>
       </w:r>
@@ -1412,7 +1405,6 @@
                 <w:szCs w:val="22"/>
               </w:rPr>
             </w:pPr>
-            <w:proofErr w:type="spellStart"/>
             <w:r>
               <w:rPr>
                 <w:b/>
@@ -1423,7 +1415,6 @@
               <w:lastRenderedPageBreak/>
               <w:t>Scapy</w:t>
             </w:r>
-            <w:proofErr w:type="spellEnd"/>
           </w:p>
         </w:tc>
         <w:tc>
@@ -1600,23 +1591,7 @@
                 <w:sz w:val="22"/>
                 <w:szCs w:val="22"/>
               </w:rPr>
-              <w:t xml:space="preserve">Undisclosed zero-day bugs in </w:t>
-            </w:r>
-            <w:proofErr w:type="spellStart"/>
-            <w:r>
-              <w:rPr>
-                <w:sz w:val="22"/>
-                <w:szCs w:val="22"/>
-              </w:rPr>
-              <w:t>Scapy</w:t>
-            </w:r>
-            <w:proofErr w:type="spellEnd"/>
-            <w:r>
-              <w:rPr>
-                <w:sz w:val="22"/>
-                <w:szCs w:val="22"/>
-              </w:rPr>
-              <w:t xml:space="preserve">. </w:t>
+              <w:t xml:space="preserve">Undisclosed zero-day bugs in Scapy. </w:t>
             </w:r>
           </w:p>
         </w:tc>
@@ -1895,15 +1870,7 @@
         <w:t>uthentication and MFA sequence</w:t>
       </w:r>
       <w:r>
-        <w:t xml:space="preserve">: Sequential SHA-256 password check followed by </w:t>
-      </w:r>
-      <w:proofErr w:type="spellStart"/>
-      <w:r>
-        <w:t>pyotp</w:t>
-      </w:r>
-      <w:proofErr w:type="spellEnd"/>
-      <w:r>
-        <w:t xml:space="preserve"> TOTP validation.</w:t>
+        <w:t>: Sequential SHA-256 password check followed by pyotp TOTP validation.</w:t>
       </w:r>
     </w:p>
     <w:p>
@@ -1985,11 +1952,6 @@
       </w:r>
     </w:p>
     <w:p>
-      <w:pPr>
-        <w:rPr>
-          <w:rFonts w:hint="eastAsia"/>
-        </w:rPr>
-      </w:pPr>
       <w:r>
         <w:br w:type="page"/>
       </w:r>
@@ -2148,21 +2110,7 @@
         <w:rPr>
           <w:lang w:val="en-US"/>
         </w:rPr>
-        <w:t>Utilizes TCP sockets or python-</w:t>
-      </w:r>
-      <w:proofErr w:type="spellStart"/>
-      <w:r>
-        <w:rPr>
-          <w:lang w:val="en-US"/>
-        </w:rPr>
-        <w:t>nmap</w:t>
-      </w:r>
-      <w:proofErr w:type="spellEnd"/>
-      <w:r>
-        <w:rPr>
-          <w:lang w:val="en-US"/>
-        </w:rPr>
-        <w:t xml:space="preserve"> to probe target ports, rapidly determining listening states and returning structured results to the client user interface</w:t>
+        <w:t>Utilizes TCP sockets or python-nmap to probe target ports, rapidly determining listening states and returning structured results to the client user interface</w:t>
       </w:r>
       <w:r>
         <w:rPr>
@@ -2195,13 +2143,7 @@
         <w:rPr>
           <w:lang w:val="en-US"/>
         </w:rPr>
-        <w:t xml:space="preserve">Unreachable target host, network timeout, or </w:t>
-      </w:r>
-      <w:r>
-        <w:rPr>
-          <w:lang w:val="en-US"/>
-        </w:rPr>
-        <w:t>filtered</w:t>
+        <w:t>Unreachable target host, network timeout, or filtered</w:t>
       </w:r>
       <w:r>
         <w:rPr>
@@ -2219,7 +2161,6 @@
           <w:numId w:val="3"/>
         </w:numPr>
         <w:rPr>
-          <w:rFonts w:hint="eastAsia"/>
           <w:lang w:val="en-US"/>
         </w:rPr>
       </w:pPr>
@@ -2388,7 +2329,6 @@
         </w:rPr>
         <w:t xml:space="preserve">Failure Conditions: </w:t>
       </w:r>
-      <w:proofErr w:type="gramStart"/>
       <w:r>
         <w:t>Invalid password</w:t>
       </w:r>
@@ -2396,14 +2336,7 @@
         <w:rPr>
           <w:rFonts w:hint="eastAsia"/>
         </w:rPr>
-        <w:t>,</w:t>
-      </w:r>
-      <w:proofErr w:type="gramEnd"/>
-      <w:r>
-        <w:rPr>
-          <w:rFonts w:hint="eastAsia"/>
-        </w:rPr>
-        <w:t xml:space="preserve"> </w:t>
+        <w:t xml:space="preserve">, </w:t>
       </w:r>
       <w:r>
         <w:t>expired or incorrect TOTP token, or account lockout triggered by consecutive authentication failures.</w:t>
@@ -2678,10 +2611,7 @@
         <w:t>:</w:t>
       </w:r>
       <w:r>
-        <w:t xml:space="preserve"> </w:t>
-      </w:r>
-      <w:r>
-        <w:t>Offline traffic capture file</w:t>
+        <w:t xml:space="preserve"> Offline traffic capture file</w:t>
       </w:r>
       <w:r>
         <w:t>.</w:t>
@@ -2743,15 +2673,7 @@
         <w:t xml:space="preserve">Expected Behavior: </w:t>
       </w:r>
       <w:r>
-        <w:t xml:space="preserve">Leverages </w:t>
-      </w:r>
-      <w:proofErr w:type="spellStart"/>
-      <w:r>
-        <w:t>Scapy</w:t>
-      </w:r>
-      <w:proofErr w:type="spellEnd"/>
-      <w:r>
-        <w:t xml:space="preserve"> to read the PCAP file, iterate through packets, extract protocol-layer information, identify anomalous traffic patterns, and generate a structured analysis report</w:t>
+        <w:t>Leverages Scapy to read the PCAP file, iterate through packets, extract protocol-layer information, identify anomalous traffic patterns, and generate a structured analysis report</w:t>
       </w:r>
     </w:p>
     <w:p>
@@ -2776,15 +2698,7 @@
         <w:t xml:space="preserve">Failure Conditions: </w:t>
       </w:r>
       <w:r>
-        <w:t xml:space="preserve">Incorrect file path, corrupted PCAP file format, or missing </w:t>
-      </w:r>
-      <w:proofErr w:type="spellStart"/>
-      <w:r>
-        <w:t>Scapy</w:t>
-      </w:r>
-      <w:proofErr w:type="spellEnd"/>
-      <w:r>
-        <w:t xml:space="preserve"> library dependencies.</w:t>
+        <w:t>Incorrect file path, corrupted PCAP file format, or missing Scapy library dependencies.</w:t>
       </w:r>
     </w:p>
     <w:p>
@@ -2828,29 +2742,2592 @@
       </w:r>
     </w:p>
     <w:p>
-      <w:pPr>
+      <w:r>
+        <w:rPr>
+          <w:rFonts w:hint="eastAsia"/>
+        </w:rPr>
+        <w:t>A</w:t>
+      </w:r>
+      <w:r>
+        <w:t xml:space="preserve">void collecting or logging user plain-text passwords and TOTP secret tokens. </w:t>
+      </w:r>
+      <w:r>
+        <w:rPr>
+          <w:rFonts w:hint="eastAsia"/>
+        </w:rPr>
+        <w:t>It</w:t>
+      </w:r>
+      <w:r>
+        <w:t xml:space="preserve"> is justified by security best practices to prevent credential disclosure and information leakage if log files are compromised, ensuring sensitive authentication material is never stored in persistent storage or logs.</w:t>
+      </w:r>
+    </w:p>
+    <w:p>
+      <w:pPr>
+        <w:pStyle w:val="Heading2"/>
+      </w:pPr>
+      <w:r>
+        <w:t>Day 3 — Implementation, Testing, and Analysis</w:t>
+      </w:r>
+    </w:p>
+    <w:p>
+      <w:pPr>
+        <w:pStyle w:val="Heading3"/>
+      </w:pPr>
+      <w:r>
+        <w:t>Part E — Full Integrated Implementation</w:t>
+      </w:r>
+    </w:p>
+    <w:p>
+      <w:pPr>
+        <w:pStyle w:val="ListParagraph"/>
+        <w:numPr>
+          <w:ilvl w:val="0"/>
+          <w:numId w:val="4"/>
+        </w:numPr>
+        <w:rPr>
+          <w:b/>
+          <w:bCs/>
+        </w:rPr>
+      </w:pPr>
+      <w:r>
+        <w:rPr>
+          <w:b/>
+          <w:bCs/>
+        </w:rPr>
+        <w:t>TCP connection establishment, framed or otherwise unambiguous message exchange, and command processing.</w:t>
+      </w:r>
+    </w:p>
+    <w:p>
+      <w:pPr>
+        <w:pStyle w:val="ListParagraph"/>
+        <w:ind w:left="360"/>
+      </w:pPr>
+      <w:r>
+        <w:drawing>
+          <wp:inline distT="0" distB="0" distL="0" distR="0" wp14:anchorId="1D0E6B29" wp14:editId="4D31C9A7">
+            <wp:extent cx="5273497" cy="3215919"/>
+            <wp:effectExtent l="0" t="0" r="3810" b="3810"/>
+            <wp:docPr id="486000473" name="Picture 1"/>
+            <wp:cNvGraphicFramePr>
+              <a:graphicFrameLocks xmlns:a="http://schemas.openxmlformats.org/drawingml/2006/main" noChangeAspect="1"/>
+            </wp:cNvGraphicFramePr>
+            <a:graphic xmlns:a="http://schemas.openxmlformats.org/drawingml/2006/main">
+              <a:graphicData uri="http://schemas.openxmlformats.org/drawingml/2006/picture">
+                <pic:pic xmlns:pic="http://schemas.openxmlformats.org/drawingml/2006/picture">
+                  <pic:nvPicPr>
+                    <pic:cNvPr id="486000473" name=""/>
+                    <pic:cNvPicPr/>
+                  </pic:nvPicPr>
+                  <pic:blipFill>
+                    <a:blip r:embed="rId7"/>
+                    <a:stretch>
+                      <a:fillRect/>
+                    </a:stretch>
+                  </pic:blipFill>
+                  <pic:spPr>
+                    <a:xfrm>
+                      <a:off x="0" y="0"/>
+                      <a:ext cx="5273497" cy="3215919"/>
+                    </a:xfrm>
+                    <a:prstGeom prst="rect">
+                      <a:avLst/>
+                    </a:prstGeom>
+                  </pic:spPr>
+                </pic:pic>
+              </a:graphicData>
+            </a:graphic>
+          </wp:inline>
+        </w:drawing>
+      </w:r>
+    </w:p>
+    <w:p>
+      <w:pPr>
+        <w:pStyle w:val="ListParagraph"/>
+        <w:ind w:left="360"/>
+        <w:rPr>
+          <w:rFonts w:hint="eastAsia"/>
+        </w:rPr>
+      </w:pPr>
+      <w:r>
+        <w:t>As shown in the image, the client successfully connected to the server and entered command interaction.</w:t>
+      </w:r>
+    </w:p>
+    <w:p>
+      <w:pPr>
+        <w:pStyle w:val="ListParagraph"/>
+        <w:numPr>
+          <w:ilvl w:val="0"/>
+          <w:numId w:val="4"/>
+        </w:numPr>
+        <w:rPr>
+          <w:b/>
+          <w:bCs/>
+        </w:rPr>
+      </w:pPr>
+      <w:r>
+        <w:rPr>
+          <w:b/>
+          <w:bCs/>
+        </w:rPr>
+        <w:t>Password verification using a secure password-hashing approach and TOTP-based MFA; protect authenticated server operations</w:t>
+      </w:r>
+      <w:r>
+        <w:rPr>
+          <w:rFonts w:hint="eastAsia"/>
+          <w:b/>
+          <w:bCs/>
+        </w:rPr>
+        <w:t>.</w:t>
+      </w:r>
+    </w:p>
+    <w:p>
+      <w:pPr>
+        <w:pStyle w:val="ListParagraph"/>
+        <w:ind w:left="360"/>
+        <w:rPr>
+          <w:rFonts w:hint="eastAsia"/>
+        </w:rPr>
+      </w:pPr>
+      <w:r>
+        <w:t>As shown in the first image, the client requires MFA to log in successfully.</w:t>
+      </w:r>
+    </w:p>
+    <w:p>
+      <w:pPr>
+        <w:pStyle w:val="ListParagraph"/>
+        <w:numPr>
+          <w:ilvl w:val="0"/>
+          <w:numId w:val="4"/>
+        </w:numPr>
+        <w:rPr>
+          <w:b/>
+          <w:bCs/>
+        </w:rPr>
+      </w:pPr>
+      <w:r>
+        <w:rPr>
+          <w:b/>
+          <w:bCs/>
+        </w:rPr>
+        <w:lastRenderedPageBreak/>
+        <w:t>Rejection of unauthenticated or unauthorized requests to protected server functions</w:t>
+      </w:r>
+    </w:p>
+    <w:p>
+      <w:pPr>
+        <w:pStyle w:val="ListParagraph"/>
+        <w:ind w:left="360"/>
+        <w:rPr>
+          <w:rFonts w:hint="eastAsia"/>
+          <w:b/>
+          <w:bCs/>
+        </w:rPr>
+      </w:pPr>
+      <w:r>
+        <w:rPr>
+          <w:b/>
+          <w:bCs/>
+        </w:rPr>
+        <w:drawing>
+          <wp:inline distT="0" distB="0" distL="0" distR="0" wp14:anchorId="5CF6D95E" wp14:editId="04FDC930">
+            <wp:extent cx="5006774" cy="3566469"/>
+            <wp:effectExtent l="0" t="0" r="3810" b="0"/>
+            <wp:docPr id="753454222" name="Picture 1"/>
+            <wp:cNvGraphicFramePr>
+              <a:graphicFrameLocks xmlns:a="http://schemas.openxmlformats.org/drawingml/2006/main" noChangeAspect="1"/>
+            </wp:cNvGraphicFramePr>
+            <a:graphic xmlns:a="http://schemas.openxmlformats.org/drawingml/2006/main">
+              <a:graphicData uri="http://schemas.openxmlformats.org/drawingml/2006/picture">
+                <pic:pic xmlns:pic="http://schemas.openxmlformats.org/drawingml/2006/picture">
+                  <pic:nvPicPr>
+                    <pic:cNvPr id="753454222" name=""/>
+                    <pic:cNvPicPr/>
+                  </pic:nvPicPr>
+                  <pic:blipFill>
+                    <a:blip r:embed="rId8"/>
+                    <a:stretch>
+                      <a:fillRect/>
+                    </a:stretch>
+                  </pic:blipFill>
+                  <pic:spPr>
+                    <a:xfrm>
+                      <a:off x="0" y="0"/>
+                      <a:ext cx="5006774" cy="3566469"/>
+                    </a:xfrm>
+                    <a:prstGeom prst="rect">
+                      <a:avLst/>
+                    </a:prstGeom>
+                  </pic:spPr>
+                </pic:pic>
+              </a:graphicData>
+            </a:graphic>
+          </wp:inline>
+        </w:drawing>
+      </w:r>
+    </w:p>
+    <w:p>
+      <w:pPr>
+        <w:pStyle w:val="ListParagraph"/>
+        <w:ind w:left="360"/>
+        <w:rPr>
+          <w:rFonts w:hint="eastAsia"/>
+        </w:rPr>
+      </w:pPr>
+      <w:r>
+        <w:t>As shown in the image, if the username does not exist, the password is incorrect, or the TOTP code is invalid, the system rejects the request, preventing the user from accessing the command interface or calling any protected server functions.</w:t>
+      </w:r>
+    </w:p>
+    <w:p>
+      <w:pPr>
+        <w:pStyle w:val="ListParagraph"/>
+        <w:numPr>
+          <w:ilvl w:val="0"/>
+          <w:numId w:val="4"/>
+        </w:numPr>
+        <w:rPr>
+          <w:b/>
+          <w:bCs/>
+        </w:rPr>
+      </w:pPr>
+      <w:r>
+        <w:rPr>
+          <w:b/>
+          <w:bCs/>
+        </w:rPr>
+        <w:t>Client-side TCP port scanning of an instructor-authorized range that includes the student server’s listening port</w:t>
+      </w:r>
+      <w:r>
+        <w:rPr>
+          <w:rFonts w:hint="eastAsia"/>
+          <w:b/>
+          <w:bCs/>
+        </w:rPr>
+        <w:t>.</w:t>
+      </w:r>
+    </w:p>
+    <w:p>
+      <w:pPr>
+        <w:pStyle w:val="ListParagraph"/>
+        <w:ind w:left="360"/>
+        <w:rPr>
+          <w:rFonts w:hint="eastAsia"/>
+          <w:b/>
+          <w:bCs/>
+        </w:rPr>
+      </w:pPr>
+      <w:r>
+        <w:rPr>
+          <w:b/>
+          <w:bCs/>
+        </w:rPr>
+        <w:lastRenderedPageBreak/>
+        <w:drawing>
+          <wp:inline distT="0" distB="0" distL="0" distR="0" wp14:anchorId="72A79B1F" wp14:editId="22F6F045">
+            <wp:extent cx="5159187" cy="6424217"/>
+            <wp:effectExtent l="0" t="0" r="3810" b="0"/>
+            <wp:docPr id="1338689337" name="Picture 1"/>
+            <wp:cNvGraphicFramePr>
+              <a:graphicFrameLocks xmlns:a="http://schemas.openxmlformats.org/drawingml/2006/main" noChangeAspect="1"/>
+            </wp:cNvGraphicFramePr>
+            <a:graphic xmlns:a="http://schemas.openxmlformats.org/drawingml/2006/main">
+              <a:graphicData uri="http://schemas.openxmlformats.org/drawingml/2006/picture">
+                <pic:pic xmlns:pic="http://schemas.openxmlformats.org/drawingml/2006/picture">
+                  <pic:nvPicPr>
+                    <pic:cNvPr id="1338689337" name=""/>
+                    <pic:cNvPicPr/>
+                  </pic:nvPicPr>
+                  <pic:blipFill>
+                    <a:blip r:embed="rId9"/>
+                    <a:stretch>
+                      <a:fillRect/>
+                    </a:stretch>
+                  </pic:blipFill>
+                  <pic:spPr>
+                    <a:xfrm>
+                      <a:off x="0" y="0"/>
+                      <a:ext cx="5159187" cy="6424217"/>
+                    </a:xfrm>
+                    <a:prstGeom prst="rect">
+                      <a:avLst/>
+                    </a:prstGeom>
+                  </pic:spPr>
+                </pic:pic>
+              </a:graphicData>
+            </a:graphic>
+          </wp:inline>
+        </w:drawing>
+      </w:r>
+    </w:p>
+    <w:p>
+      <w:pPr>
+        <w:pStyle w:val="ListParagraph"/>
+        <w:ind w:left="360"/>
+        <w:rPr>
+          <w:rFonts w:hint="eastAsia"/>
+        </w:rPr>
+      </w:pPr>
+      <w:r>
+        <w:t>As shown in the image, the client successfully invoked the port scanner, scanned the local port range 8760–8770, and successfully detected an open port provided by the test environment.</w:t>
+      </w:r>
+    </w:p>
+    <w:p>
+      <w:pPr>
+        <w:pStyle w:val="ListParagraph"/>
+        <w:numPr>
+          <w:ilvl w:val="0"/>
+          <w:numId w:val="4"/>
+        </w:numPr>
+        <w:rPr>
+          <w:b/>
+          <w:bCs/>
+        </w:rPr>
+      </w:pPr>
+      <w:r>
+        <w:rPr>
+          <w:b/>
+          <w:bCs/>
+        </w:rPr>
+        <w:t>Client-side HTTP checks using requests against the supplied local test website</w:t>
+      </w:r>
+      <w:r>
+        <w:rPr>
+          <w:rFonts w:hint="eastAsia"/>
+          <w:b/>
+          <w:bCs/>
+        </w:rPr>
+        <w:t>.</w:t>
+      </w:r>
+    </w:p>
+    <w:p>
+      <w:pPr>
+        <w:pStyle w:val="ListParagraph"/>
+        <w:ind w:left="360"/>
+        <w:rPr>
+          <w:b/>
+          <w:bCs/>
+        </w:rPr>
+      </w:pPr>
+      <w:r>
+        <w:rPr>
+          <w:b/>
+          <w:bCs/>
+        </w:rPr>
+        <w:lastRenderedPageBreak/>
+        <w:drawing>
+          <wp:inline distT="0" distB="0" distL="0" distR="0" wp14:anchorId="684F9AE3" wp14:editId="5B0BFC84">
+            <wp:extent cx="5943600" cy="6914515"/>
+            <wp:effectExtent l="0" t="0" r="0" b="635"/>
+            <wp:docPr id="867201223" name="Picture 1"/>
+            <wp:cNvGraphicFramePr>
+              <a:graphicFrameLocks xmlns:a="http://schemas.openxmlformats.org/drawingml/2006/main" noChangeAspect="1"/>
+            </wp:cNvGraphicFramePr>
+            <a:graphic xmlns:a="http://schemas.openxmlformats.org/drawingml/2006/main">
+              <a:graphicData uri="http://schemas.openxmlformats.org/drawingml/2006/picture">
+                <pic:pic xmlns:pic="http://schemas.openxmlformats.org/drawingml/2006/picture">
+                  <pic:nvPicPr>
+                    <pic:cNvPr id="867201223" name=""/>
+                    <pic:cNvPicPr/>
+                  </pic:nvPicPr>
+                  <pic:blipFill>
+                    <a:blip r:embed="rId10"/>
+                    <a:stretch>
+                      <a:fillRect/>
+                    </a:stretch>
+                  </pic:blipFill>
+                  <pic:spPr>
+                    <a:xfrm>
+                      <a:off x="0" y="0"/>
+                      <a:ext cx="5943600" cy="6914515"/>
+                    </a:xfrm>
+                    <a:prstGeom prst="rect">
+                      <a:avLst/>
+                    </a:prstGeom>
+                  </pic:spPr>
+                </pic:pic>
+              </a:graphicData>
+            </a:graphic>
+          </wp:inline>
+        </w:drawing>
+      </w:r>
+    </w:p>
+    <w:p>
+      <w:pPr>
+        <w:pStyle w:val="ListParagraph"/>
+        <w:ind w:left="360"/>
+        <w:rPr>
+          <w:b/>
+          <w:bCs/>
+        </w:rPr>
+      </w:pPr>
+      <w:r>
+        <w:rPr>
+          <w:b/>
+          <w:bCs/>
+        </w:rPr>
+        <w:lastRenderedPageBreak/>
+        <w:drawing>
+          <wp:inline distT="0" distB="0" distL="0" distR="0" wp14:anchorId="5497B194" wp14:editId="496A544E">
+            <wp:extent cx="5943600" cy="1465580"/>
+            <wp:effectExtent l="0" t="0" r="0" b="1270"/>
+            <wp:docPr id="848379588" name="Picture 1"/>
+            <wp:cNvGraphicFramePr>
+              <a:graphicFrameLocks xmlns:a="http://schemas.openxmlformats.org/drawingml/2006/main" noChangeAspect="1"/>
+            </wp:cNvGraphicFramePr>
+            <a:graphic xmlns:a="http://schemas.openxmlformats.org/drawingml/2006/main">
+              <a:graphicData uri="http://schemas.openxmlformats.org/drawingml/2006/picture">
+                <pic:pic xmlns:pic="http://schemas.openxmlformats.org/drawingml/2006/picture">
+                  <pic:nvPicPr>
+                    <pic:cNvPr id="848379588" name=""/>
+                    <pic:cNvPicPr/>
+                  </pic:nvPicPr>
+                  <pic:blipFill>
+                    <a:blip r:embed="rId11"/>
+                    <a:stretch>
+                      <a:fillRect/>
+                    </a:stretch>
+                  </pic:blipFill>
+                  <pic:spPr>
+                    <a:xfrm>
+                      <a:off x="0" y="0"/>
+                      <a:ext cx="5943600" cy="1465580"/>
+                    </a:xfrm>
+                    <a:prstGeom prst="rect">
+                      <a:avLst/>
+                    </a:prstGeom>
+                  </pic:spPr>
+                </pic:pic>
+              </a:graphicData>
+            </a:graphic>
+          </wp:inline>
+        </w:drawing>
+      </w:r>
+    </w:p>
+    <w:p>
+      <w:pPr>
+        <w:pStyle w:val="ListParagraph"/>
+        <w:ind w:left="360"/>
+        <w:rPr>
+          <w:rFonts w:hint="eastAsia"/>
+        </w:rPr>
+      </w:pPr>
+      <w:r>
+        <w:t>As shown in the images, the HTTP checker used the requests library to query the local test website endpoints and successfully saved the response results into a CSV file.</w:t>
+      </w:r>
+    </w:p>
+    <w:p>
+      <w:pPr>
+        <w:pStyle w:val="ListParagraph"/>
+        <w:numPr>
+          <w:ilvl w:val="0"/>
+          <w:numId w:val="4"/>
+        </w:numPr>
+        <w:rPr>
+          <w:b/>
+          <w:bCs/>
+        </w:rPr>
+      </w:pPr>
+      <w:r>
+        <w:rPr>
+          <w:b/>
+          <w:bCs/>
+        </w:rPr>
+        <w:t>Server-side offline PCAP analysis using Scapy, including traffic summary and at least one justified suspicious-pattern detection.</w:t>
+      </w:r>
+    </w:p>
+    <w:p>
+      <w:pPr>
+        <w:pStyle w:val="ListParagraph"/>
+        <w:ind w:left="360"/>
+        <w:rPr>
+          <w:b/>
+          <w:bCs/>
+        </w:rPr>
+      </w:pPr>
+      <w:r>
+        <w:rPr>
+          <w:b/>
+          <w:bCs/>
+        </w:rPr>
+        <w:drawing>
+          <wp:inline distT="0" distB="0" distL="0" distR="0" wp14:anchorId="12C6434D" wp14:editId="7E8F73D3">
+            <wp:extent cx="5943600" cy="4151630"/>
+            <wp:effectExtent l="0" t="0" r="0" b="1270"/>
+            <wp:docPr id="866091716" name="Picture 1"/>
+            <wp:cNvGraphicFramePr>
+              <a:graphicFrameLocks xmlns:a="http://schemas.openxmlformats.org/drawingml/2006/main" noChangeAspect="1"/>
+            </wp:cNvGraphicFramePr>
+            <a:graphic xmlns:a="http://schemas.openxmlformats.org/drawingml/2006/main">
+              <a:graphicData uri="http://schemas.openxmlformats.org/drawingml/2006/picture">
+                <pic:pic xmlns:pic="http://schemas.openxmlformats.org/drawingml/2006/picture">
+                  <pic:nvPicPr>
+                    <pic:cNvPr id="866091716" name=""/>
+                    <pic:cNvPicPr/>
+                  </pic:nvPicPr>
+                  <pic:blipFill>
+                    <a:blip r:embed="rId12"/>
+                    <a:stretch>
+                      <a:fillRect/>
+                    </a:stretch>
+                  </pic:blipFill>
+                  <pic:spPr>
+                    <a:xfrm>
+                      <a:off x="0" y="0"/>
+                      <a:ext cx="5943600" cy="4151630"/>
+                    </a:xfrm>
+                    <a:prstGeom prst="rect">
+                      <a:avLst/>
+                    </a:prstGeom>
+                  </pic:spPr>
+                </pic:pic>
+              </a:graphicData>
+            </a:graphic>
+          </wp:inline>
+        </w:drawing>
+      </w:r>
+    </w:p>
+    <w:p>
+      <w:pPr>
+        <w:pStyle w:val="ListParagraph"/>
+        <w:ind w:left="360"/>
+        <w:rPr>
+          <w:rFonts w:hint="eastAsia"/>
+        </w:rPr>
+      </w:pPr>
+      <w:r>
+        <w:t>As shown in the image, the PCAP analyzer was invoked to analyze a PCAP file, first generating a summary of the first five traffic packets, and then analyzing the entire traffic to detect a suspicious IP address.</w:t>
+      </w:r>
+    </w:p>
+    <w:p>
+      <w:pPr>
+        <w:pStyle w:val="ListParagraph"/>
+        <w:numPr>
+          <w:ilvl w:val="0"/>
+          <w:numId w:val="4"/>
+        </w:numPr>
+        <w:rPr>
+          <w:b/>
+          <w:bCs/>
+        </w:rPr>
+      </w:pPr>
+      <w:r>
+        <w:rPr>
+          <w:b/>
+          <w:bCs/>
+        </w:rPr>
+        <w:t>Transmission of PCAP analysis results from server to client</w:t>
+      </w:r>
+      <w:r>
+        <w:rPr>
+          <w:rFonts w:hint="eastAsia"/>
+          <w:b/>
+          <w:bCs/>
+        </w:rPr>
+        <w:t>.</w:t>
+      </w:r>
+    </w:p>
+    <w:p>
+      <w:pPr>
+        <w:pStyle w:val="ListParagraph"/>
+        <w:ind w:left="360"/>
+        <w:rPr>
+          <w:b/>
+          <w:bCs/>
+        </w:rPr>
+      </w:pPr>
+      <w:r>
+        <w:rPr>
+          <w:b/>
+          <w:bCs/>
+        </w:rPr>
+        <w:drawing>
+          <wp:inline distT="0" distB="0" distL="0" distR="0" wp14:anchorId="3BD0532E" wp14:editId="4213EC12">
+            <wp:extent cx="3977985" cy="342930"/>
+            <wp:effectExtent l="0" t="0" r="3810" b="0"/>
+            <wp:docPr id="1699058675" name="Picture 1"/>
+            <wp:cNvGraphicFramePr>
+              <a:graphicFrameLocks xmlns:a="http://schemas.openxmlformats.org/drawingml/2006/main" noChangeAspect="1"/>
+            </wp:cNvGraphicFramePr>
+            <a:graphic xmlns:a="http://schemas.openxmlformats.org/drawingml/2006/main">
+              <a:graphicData uri="http://schemas.openxmlformats.org/drawingml/2006/picture">
+                <pic:pic xmlns:pic="http://schemas.openxmlformats.org/drawingml/2006/picture">
+                  <pic:nvPicPr>
+                    <pic:cNvPr id="1699058675" name=""/>
+                    <pic:cNvPicPr/>
+                  </pic:nvPicPr>
+                  <pic:blipFill>
+                    <a:blip r:embed="rId13"/>
+                    <a:stretch>
+                      <a:fillRect/>
+                    </a:stretch>
+                  </pic:blipFill>
+                  <pic:spPr>
+                    <a:xfrm>
+                      <a:off x="0" y="0"/>
+                      <a:ext cx="3977985" cy="342930"/>
+                    </a:xfrm>
+                    <a:prstGeom prst="rect">
+                      <a:avLst/>
+                    </a:prstGeom>
+                  </pic:spPr>
+                </pic:pic>
+              </a:graphicData>
+            </a:graphic>
+          </wp:inline>
+        </w:drawing>
+      </w:r>
+    </w:p>
+    <w:p>
+      <w:pPr>
+        <w:pStyle w:val="ListParagraph"/>
+        <w:ind w:left="360"/>
+        <w:rPr>
+          <w:rFonts w:hint="eastAsia"/>
+        </w:rPr>
+      </w:pPr>
+      <w:r>
+        <w:t>As shown in the image, the server received the PCAP request.</w:t>
+      </w:r>
+    </w:p>
+    <w:p>
+      <w:pPr>
+        <w:pStyle w:val="ListParagraph"/>
+        <w:numPr>
+          <w:ilvl w:val="0"/>
+          <w:numId w:val="4"/>
+        </w:numPr>
+        <w:rPr>
+          <w:b/>
+          <w:bCs/>
+        </w:rPr>
+      </w:pPr>
+      <w:r>
+        <w:rPr>
+          <w:b/>
+          <w:bCs/>
+        </w:rPr>
+        <w:lastRenderedPageBreak/>
+        <w:t>Input validation, meaningful error handling, and security-event logging without recording passwords or OTPs.</w:t>
+      </w:r>
+    </w:p>
+    <w:p>
+      <w:pPr>
+        <w:pStyle w:val="ListParagraph"/>
+        <w:ind w:left="360"/>
+        <w:rPr>
+          <w:rFonts w:hint="eastAsia"/>
+          <w:b/>
+          <w:bCs/>
+        </w:rPr>
+      </w:pPr>
+      <w:r>
+        <w:rPr>
+          <w:b/>
+          <w:bCs/>
+        </w:rPr>
+        <w:drawing>
+          <wp:inline distT="0" distB="0" distL="0" distR="0" wp14:anchorId="57F35A84" wp14:editId="26FFD319">
+            <wp:extent cx="5943600" cy="1167765"/>
+            <wp:effectExtent l="0" t="0" r="0" b="0"/>
+            <wp:docPr id="540473770" name="Picture 1"/>
+            <wp:cNvGraphicFramePr>
+              <a:graphicFrameLocks xmlns:a="http://schemas.openxmlformats.org/drawingml/2006/main" noChangeAspect="1"/>
+            </wp:cNvGraphicFramePr>
+            <a:graphic xmlns:a="http://schemas.openxmlformats.org/drawingml/2006/main">
+              <a:graphicData uri="http://schemas.openxmlformats.org/drawingml/2006/picture">
+                <pic:pic xmlns:pic="http://schemas.openxmlformats.org/drawingml/2006/picture">
+                  <pic:nvPicPr>
+                    <pic:cNvPr id="540473770" name=""/>
+                    <pic:cNvPicPr/>
+                  </pic:nvPicPr>
+                  <pic:blipFill>
+                    <a:blip r:embed="rId14"/>
+                    <a:stretch>
+                      <a:fillRect/>
+                    </a:stretch>
+                  </pic:blipFill>
+                  <pic:spPr>
+                    <a:xfrm>
+                      <a:off x="0" y="0"/>
+                      <a:ext cx="5943600" cy="1167765"/>
+                    </a:xfrm>
+                    <a:prstGeom prst="rect">
+                      <a:avLst/>
+                    </a:prstGeom>
+                  </pic:spPr>
+                </pic:pic>
+              </a:graphicData>
+            </a:graphic>
+          </wp:inline>
+        </w:drawing>
+      </w:r>
+    </w:p>
+    <w:p>
+      <w:pPr>
+        <w:pStyle w:val="ListParagraph"/>
+        <w:ind w:left="360"/>
+      </w:pPr>
+      <w:r>
+        <w:t>As shown in the image, all event logs are recorded on the server side, where passwords are securely hashed and OTPs are masked to prevent sensitive data exposure.</w:t>
+      </w:r>
+    </w:p>
+    <w:p/>
+    <w:p>
+      <w:pPr>
+        <w:pStyle w:val="Heading3"/>
+      </w:pPr>
+      <w:r>
+        <w:t>Part F — Comprehensive Testin</w:t>
+      </w:r>
+      <w:r>
+        <w:rPr>
+          <w:rFonts w:hint="eastAsia"/>
+        </w:rPr>
+        <w:t>g</w:t>
+      </w:r>
+    </w:p>
+    <w:p>
+      <w:pPr>
+        <w:rPr>
+          <w:b/>
+          <w:bCs/>
+        </w:rPr>
+      </w:pPr>
+      <w:r>
+        <w:rPr>
+          <w:rFonts w:hint="eastAsia"/>
+          <w:b/>
+          <w:bCs/>
+        </w:rPr>
+        <w:t xml:space="preserve">Test1 </w:t>
+      </w:r>
+      <w:r>
+        <w:rPr>
+          <w:b/>
+          <w:bCs/>
+        </w:rPr>
+        <w:t>–</w:t>
+      </w:r>
+      <w:r>
+        <w:rPr>
+          <w:rFonts w:hint="eastAsia"/>
+          <w:b/>
+          <w:bCs/>
+        </w:rPr>
+        <w:t xml:space="preserve"> </w:t>
+      </w:r>
+      <w:r>
+        <w:rPr>
+          <w:b/>
+          <w:bCs/>
+        </w:rPr>
+        <w:t>User Not Exists</w:t>
+      </w:r>
+    </w:p>
+    <w:p>
+      <w:r>
+        <w:t>Expected Result</w:t>
+      </w:r>
+      <w:r>
+        <w:rPr>
+          <w:rFonts w:hint="eastAsia"/>
+        </w:rPr>
+        <w:t>: Fail to login</w:t>
+      </w:r>
+    </w:p>
+    <w:p>
+      <w:r>
+        <w:t>Actual Result</w:t>
+      </w:r>
+      <w:r>
+        <w:rPr>
+          <w:rFonts w:hint="eastAsia"/>
+        </w:rPr>
+        <w:t xml:space="preserve">: </w:t>
+      </w:r>
+      <w:r>
+        <w:rPr>
+          <w:rFonts w:hint="eastAsia"/>
+        </w:rPr>
+        <w:t>Fail to login</w:t>
+      </w:r>
+    </w:p>
+    <w:p>
+      <w:r>
+        <w:rPr>
+          <w:rFonts w:hint="eastAsia"/>
+        </w:rPr>
+        <w:t>S</w:t>
+      </w:r>
+      <w:r>
+        <w:t>tatus</w:t>
+      </w:r>
+      <w:r>
+        <w:rPr>
+          <w:rFonts w:hint="eastAsia"/>
+        </w:rPr>
+        <w:t>: Pass</w:t>
+      </w:r>
+    </w:p>
+    <w:p>
+      <w:pPr>
+        <w:rPr>
+          <w:rFonts w:hint="eastAsia"/>
+        </w:rPr>
+      </w:pPr>
+      <w:r>
+        <w:rPr>
+          <w:rFonts w:hint="eastAsia"/>
+        </w:rPr>
+        <w:t>Evidence:</w:t>
+      </w:r>
+    </w:p>
+    <w:p>
+      <w:pPr>
+        <w:rPr>
+          <w:rFonts w:hint="eastAsia"/>
+        </w:rPr>
+      </w:pPr>
+      <w:r>
+        <w:drawing>
+          <wp:inline distT="0" distB="0" distL="0" distR="0" wp14:anchorId="1D46A87B" wp14:editId="3ABA4595">
+            <wp:extent cx="2537680" cy="739204"/>
+            <wp:effectExtent l="0" t="0" r="0" b="3810"/>
+            <wp:docPr id="620294953" name="Picture 1"/>
+            <wp:cNvGraphicFramePr>
+              <a:graphicFrameLocks xmlns:a="http://schemas.openxmlformats.org/drawingml/2006/main" noChangeAspect="1"/>
+            </wp:cNvGraphicFramePr>
+            <a:graphic xmlns:a="http://schemas.openxmlformats.org/drawingml/2006/main">
+              <a:graphicData uri="http://schemas.openxmlformats.org/drawingml/2006/picture">
+                <pic:pic xmlns:pic="http://schemas.openxmlformats.org/drawingml/2006/picture">
+                  <pic:nvPicPr>
+                    <pic:cNvPr id="620294953" name=""/>
+                    <pic:cNvPicPr/>
+                  </pic:nvPicPr>
+                  <pic:blipFill>
+                    <a:blip r:embed="rId15"/>
+                    <a:stretch>
+                      <a:fillRect/>
+                    </a:stretch>
+                  </pic:blipFill>
+                  <pic:spPr>
+                    <a:xfrm>
+                      <a:off x="0" y="0"/>
+                      <a:ext cx="2537680" cy="739204"/>
+                    </a:xfrm>
+                    <a:prstGeom prst="rect">
+                      <a:avLst/>
+                    </a:prstGeom>
+                  </pic:spPr>
+                </pic:pic>
+              </a:graphicData>
+            </a:graphic>
+          </wp:inline>
+        </w:drawing>
+      </w:r>
+    </w:p>
+    <w:p>
+      <w:pPr>
+        <w:rPr>
+          <w:b/>
+          <w:bCs/>
+        </w:rPr>
+      </w:pPr>
+      <w:r>
+        <w:rPr>
+          <w:rFonts w:hint="eastAsia"/>
+          <w:b/>
+          <w:bCs/>
+        </w:rPr>
+        <w:t xml:space="preserve">Test2 </w:t>
+      </w:r>
+      <w:r>
+        <w:rPr>
+          <w:b/>
+          <w:bCs/>
+        </w:rPr>
+        <w:t>–</w:t>
+      </w:r>
+      <w:r>
+        <w:rPr>
+          <w:rFonts w:hint="eastAsia"/>
+          <w:b/>
+          <w:bCs/>
+        </w:rPr>
+        <w:t xml:space="preserve"> </w:t>
+      </w:r>
+      <w:r>
+        <w:rPr>
+          <w:rFonts w:hint="eastAsia"/>
+          <w:b/>
+          <w:bCs/>
+        </w:rPr>
+        <w:t>Invalid Password</w:t>
+      </w:r>
+    </w:p>
+    <w:p>
+      <w:r>
+        <w:t>Expected Result</w:t>
+      </w:r>
+      <w:r>
+        <w:rPr>
+          <w:rFonts w:hint="eastAsia"/>
+        </w:rPr>
+        <w:t>: Fail to login</w:t>
+      </w:r>
+    </w:p>
+    <w:p>
+      <w:r>
+        <w:t>Actual Result</w:t>
+      </w:r>
+      <w:r>
+        <w:rPr>
+          <w:rFonts w:hint="eastAsia"/>
+        </w:rPr>
+        <w:t>: Fail to login</w:t>
+      </w:r>
+    </w:p>
+    <w:p>
+      <w:r>
+        <w:rPr>
+          <w:rFonts w:hint="eastAsia"/>
+        </w:rPr>
+        <w:t>S</w:t>
+      </w:r>
+      <w:r>
+        <w:t>tatus</w:t>
+      </w:r>
+      <w:r>
+        <w:rPr>
+          <w:rFonts w:hint="eastAsia"/>
+        </w:rPr>
+        <w:t>: Pass</w:t>
+      </w:r>
+    </w:p>
+    <w:p>
+      <w:pPr>
+        <w:rPr>
+          <w:rFonts w:hint="eastAsia"/>
+        </w:rPr>
+      </w:pPr>
+      <w:r>
+        <w:rPr>
+          <w:rFonts w:hint="eastAsia"/>
+        </w:rPr>
+        <w:t>Evidence:</w:t>
+      </w:r>
+    </w:p>
+    <w:p>
+      <w:pPr>
+        <w:rPr>
+          <w:b/>
+          <w:bCs/>
+        </w:rPr>
+      </w:pPr>
+      <w:r>
+        <w:rPr>
+          <w:b/>
+          <w:bCs/>
+        </w:rPr>
+        <w:drawing>
+          <wp:inline distT="0" distB="0" distL="0" distR="0" wp14:anchorId="1F87D66D" wp14:editId="3939C7D3">
+            <wp:extent cx="2743438" cy="739204"/>
+            <wp:effectExtent l="0" t="0" r="0" b="3810"/>
+            <wp:docPr id="969337911" name="Picture 1"/>
+            <wp:cNvGraphicFramePr>
+              <a:graphicFrameLocks xmlns:a="http://schemas.openxmlformats.org/drawingml/2006/main" noChangeAspect="1"/>
+            </wp:cNvGraphicFramePr>
+            <a:graphic xmlns:a="http://schemas.openxmlformats.org/drawingml/2006/main">
+              <a:graphicData uri="http://schemas.openxmlformats.org/drawingml/2006/picture">
+                <pic:pic xmlns:pic="http://schemas.openxmlformats.org/drawingml/2006/picture">
+                  <pic:nvPicPr>
+                    <pic:cNvPr id="969337911" name=""/>
+                    <pic:cNvPicPr/>
+                  </pic:nvPicPr>
+                  <pic:blipFill>
+                    <a:blip r:embed="rId16"/>
+                    <a:stretch>
+                      <a:fillRect/>
+                    </a:stretch>
+                  </pic:blipFill>
+                  <pic:spPr>
+                    <a:xfrm>
+                      <a:off x="0" y="0"/>
+                      <a:ext cx="2743438" cy="739204"/>
+                    </a:xfrm>
+                    <a:prstGeom prst="rect">
+                      <a:avLst/>
+                    </a:prstGeom>
+                  </pic:spPr>
+                </pic:pic>
+              </a:graphicData>
+            </a:graphic>
+          </wp:inline>
+        </w:drawing>
+      </w:r>
+    </w:p>
+    <w:p>
+      <w:pPr>
+        <w:rPr>
+          <w:b/>
+          <w:bCs/>
+        </w:rPr>
+      </w:pPr>
+      <w:r>
+        <w:rPr>
+          <w:rFonts w:hint="eastAsia"/>
+          <w:b/>
+          <w:bCs/>
+        </w:rPr>
+        <w:t xml:space="preserve">Test3 </w:t>
+      </w:r>
+      <w:r>
+        <w:rPr>
+          <w:b/>
+          <w:bCs/>
+        </w:rPr>
+        <w:t>–</w:t>
+      </w:r>
+      <w:r>
+        <w:rPr>
+          <w:rFonts w:hint="eastAsia"/>
+          <w:b/>
+          <w:bCs/>
+        </w:rPr>
+        <w:t xml:space="preserve"> </w:t>
+      </w:r>
+      <w:r>
+        <w:rPr>
+          <w:rFonts w:hint="eastAsia"/>
+          <w:b/>
+          <w:bCs/>
+        </w:rPr>
+        <w:t>Invalid OTP</w:t>
+      </w:r>
+    </w:p>
+    <w:p>
+      <w:r>
+        <w:t>Expected Result</w:t>
+      </w:r>
+      <w:r>
+        <w:rPr>
+          <w:rFonts w:hint="eastAsia"/>
+        </w:rPr>
+        <w:t>: Fail to login</w:t>
+      </w:r>
+    </w:p>
+    <w:p>
+      <w:r>
+        <w:lastRenderedPageBreak/>
+        <w:t>Actual Result</w:t>
+      </w:r>
+      <w:r>
+        <w:rPr>
+          <w:rFonts w:hint="eastAsia"/>
+        </w:rPr>
+        <w:t>: Fail to login</w:t>
+      </w:r>
+    </w:p>
+    <w:p>
+      <w:r>
+        <w:rPr>
+          <w:rFonts w:hint="eastAsia"/>
+        </w:rPr>
+        <w:t>S</w:t>
+      </w:r>
+      <w:r>
+        <w:t>tatus</w:t>
+      </w:r>
+      <w:r>
+        <w:rPr>
+          <w:rFonts w:hint="eastAsia"/>
+        </w:rPr>
+        <w:t>: Pass</w:t>
+      </w:r>
+    </w:p>
+    <w:p>
+      <w:pPr>
+        <w:rPr>
+          <w:rFonts w:hint="eastAsia"/>
+        </w:rPr>
+      </w:pPr>
+      <w:r>
+        <w:rPr>
+          <w:rFonts w:hint="eastAsia"/>
+        </w:rPr>
+        <w:t>Evidence:</w:t>
+      </w:r>
+    </w:p>
+    <w:p>
+      <w:pPr>
+        <w:rPr>
+          <w:b/>
+          <w:bCs/>
+        </w:rPr>
+      </w:pPr>
+      <w:r>
+        <w:rPr>
+          <w:b/>
+          <w:bCs/>
+        </w:rPr>
+        <w:drawing>
+          <wp:inline distT="0" distB="0" distL="0" distR="0" wp14:anchorId="51356D9A" wp14:editId="09BA9F11">
+            <wp:extent cx="2004234" cy="1158340"/>
+            <wp:effectExtent l="0" t="0" r="0" b="3810"/>
+            <wp:docPr id="1782389705" name="Picture 1"/>
+            <wp:cNvGraphicFramePr>
+              <a:graphicFrameLocks xmlns:a="http://schemas.openxmlformats.org/drawingml/2006/main" noChangeAspect="1"/>
+            </wp:cNvGraphicFramePr>
+            <a:graphic xmlns:a="http://schemas.openxmlformats.org/drawingml/2006/main">
+              <a:graphicData uri="http://schemas.openxmlformats.org/drawingml/2006/picture">
+                <pic:pic xmlns:pic="http://schemas.openxmlformats.org/drawingml/2006/picture">
+                  <pic:nvPicPr>
+                    <pic:cNvPr id="1782389705" name=""/>
+                    <pic:cNvPicPr/>
+                  </pic:nvPicPr>
+                  <pic:blipFill>
+                    <a:blip r:embed="rId17"/>
+                    <a:stretch>
+                      <a:fillRect/>
+                    </a:stretch>
+                  </pic:blipFill>
+                  <pic:spPr>
+                    <a:xfrm>
+                      <a:off x="0" y="0"/>
+                      <a:ext cx="2004234" cy="1158340"/>
+                    </a:xfrm>
+                    <a:prstGeom prst="rect">
+                      <a:avLst/>
+                    </a:prstGeom>
+                  </pic:spPr>
+                </pic:pic>
+              </a:graphicData>
+            </a:graphic>
+          </wp:inline>
+        </w:drawing>
+      </w:r>
+    </w:p>
+    <w:p>
+      <w:pPr>
+        <w:rPr>
+          <w:b/>
+          <w:bCs/>
+        </w:rPr>
+      </w:pPr>
+      <w:r>
+        <w:rPr>
+          <w:rFonts w:hint="eastAsia"/>
+          <w:b/>
+          <w:bCs/>
+        </w:rPr>
+        <w:t xml:space="preserve">Test4 </w:t>
+      </w:r>
+      <w:r>
+        <w:rPr>
+          <w:b/>
+          <w:bCs/>
+        </w:rPr>
+        <w:t>–</w:t>
+      </w:r>
+      <w:r>
+        <w:rPr>
+          <w:rFonts w:hint="eastAsia"/>
+          <w:b/>
+          <w:bCs/>
+        </w:rPr>
+        <w:t xml:space="preserve"> Too many attempts</w:t>
+      </w:r>
+    </w:p>
+    <w:p>
+      <w:pPr>
+        <w:rPr>
+          <w:rFonts w:hint="eastAsia"/>
+        </w:rPr>
+      </w:pPr>
+      <w:r>
+        <w:t>Expected Result</w:t>
+      </w:r>
+      <w:r>
+        <w:rPr>
+          <w:rFonts w:hint="eastAsia"/>
+        </w:rPr>
+        <w:t xml:space="preserve">: </w:t>
+      </w:r>
+      <w:r>
+        <w:rPr>
+          <w:rFonts w:hint="eastAsia"/>
+        </w:rPr>
+        <w:t>Block the client</w:t>
+      </w:r>
+    </w:p>
+    <w:p>
+      <w:r>
+        <w:t>Actual Result</w:t>
+      </w:r>
+      <w:r>
+        <w:rPr>
+          <w:rFonts w:hint="eastAsia"/>
+        </w:rPr>
+        <w:t>: Block the client</w:t>
+      </w:r>
+    </w:p>
+    <w:p>
+      <w:r>
+        <w:rPr>
+          <w:rFonts w:hint="eastAsia"/>
+        </w:rPr>
+        <w:t>S</w:t>
+      </w:r>
+      <w:r>
+        <w:t>tatus</w:t>
+      </w:r>
+      <w:r>
+        <w:rPr>
+          <w:rFonts w:hint="eastAsia"/>
+        </w:rPr>
+        <w:t>: Pass</w:t>
+      </w:r>
+    </w:p>
+    <w:p>
+      <w:r>
+        <w:rPr>
+          <w:rFonts w:hint="eastAsia"/>
+        </w:rPr>
+        <w:t>Evidence:</w:t>
+      </w:r>
+    </w:p>
+    <w:p>
+      <w:pPr>
+        <w:rPr>
+          <w:rFonts w:hint="eastAsia"/>
+        </w:rPr>
+      </w:pPr>
+      <w:r>
+        <w:drawing>
+          <wp:inline distT="0" distB="0" distL="0" distR="0" wp14:anchorId="69B38E40" wp14:editId="28650E95">
+            <wp:extent cx="2057578" cy="1531753"/>
+            <wp:effectExtent l="0" t="0" r="0" b="0"/>
+            <wp:docPr id="1009729800" name="Picture 1"/>
+            <wp:cNvGraphicFramePr>
+              <a:graphicFrameLocks xmlns:a="http://schemas.openxmlformats.org/drawingml/2006/main" noChangeAspect="1"/>
+            </wp:cNvGraphicFramePr>
+            <a:graphic xmlns:a="http://schemas.openxmlformats.org/drawingml/2006/main">
+              <a:graphicData uri="http://schemas.openxmlformats.org/drawingml/2006/picture">
+                <pic:pic xmlns:pic="http://schemas.openxmlformats.org/drawingml/2006/picture">
+                  <pic:nvPicPr>
+                    <pic:cNvPr id="1009729800" name=""/>
+                    <pic:cNvPicPr/>
+                  </pic:nvPicPr>
+                  <pic:blipFill>
+                    <a:blip r:embed="rId18"/>
+                    <a:stretch>
+                      <a:fillRect/>
+                    </a:stretch>
+                  </pic:blipFill>
+                  <pic:spPr>
+                    <a:xfrm>
+                      <a:off x="0" y="0"/>
+                      <a:ext cx="2057578" cy="1531753"/>
+                    </a:xfrm>
+                    <a:prstGeom prst="rect">
+                      <a:avLst/>
+                    </a:prstGeom>
+                  </pic:spPr>
+                </pic:pic>
+              </a:graphicData>
+            </a:graphic>
+          </wp:inline>
+        </w:drawing>
+      </w:r>
+    </w:p>
+    <w:p>
+      <w:pPr>
+        <w:rPr>
+          <w:rFonts w:hint="eastAsia"/>
+          <w:b/>
+          <w:bCs/>
+        </w:rPr>
+      </w:pPr>
+      <w:r>
+        <w:rPr>
+          <w:rFonts w:hint="eastAsia"/>
+          <w:b/>
+          <w:bCs/>
+        </w:rPr>
+        <w:t xml:space="preserve">Test5 </w:t>
+      </w:r>
+      <w:r>
+        <w:rPr>
+          <w:b/>
+          <w:bCs/>
+        </w:rPr>
+        <w:t>–</w:t>
+      </w:r>
+      <w:r>
+        <w:rPr>
+          <w:rFonts w:hint="eastAsia"/>
+          <w:b/>
+          <w:bCs/>
+        </w:rPr>
+        <w:t xml:space="preserve"> Open Port Scan</w:t>
+      </w:r>
+    </w:p>
+    <w:p>
+      <w:pPr>
+        <w:rPr>
+          <w:rFonts w:hint="eastAsia"/>
+        </w:rPr>
+      </w:pPr>
+      <w:r>
+        <w:t>Expected Result</w:t>
+      </w:r>
+      <w:r>
+        <w:rPr>
+          <w:rFonts w:hint="eastAsia"/>
+        </w:rPr>
+        <w:t xml:space="preserve">: </w:t>
+      </w:r>
+      <w:r>
+        <w:rPr>
+          <w:rFonts w:hint="eastAsia"/>
+        </w:rPr>
+        <w:t>Find the open port</w:t>
+      </w:r>
+    </w:p>
+    <w:p>
+      <w:r>
+        <w:t>Actual Result</w:t>
+      </w:r>
+      <w:r>
+        <w:rPr>
+          <w:rFonts w:hint="eastAsia"/>
+        </w:rPr>
+        <w:t>: Find the open port</w:t>
+      </w:r>
+    </w:p>
+    <w:p>
+      <w:r>
+        <w:rPr>
+          <w:rFonts w:hint="eastAsia"/>
+        </w:rPr>
+        <w:t>S</w:t>
+      </w:r>
+      <w:r>
+        <w:t>tatus</w:t>
+      </w:r>
+      <w:r>
+        <w:rPr>
+          <w:rFonts w:hint="eastAsia"/>
+        </w:rPr>
+        <w:t>: Pass</w:t>
+      </w:r>
+    </w:p>
+    <w:p>
+      <w:r>
+        <w:rPr>
+          <w:rFonts w:hint="eastAsia"/>
+        </w:rPr>
+        <w:t>Evidence:</w:t>
+      </w:r>
+    </w:p>
+    <w:p>
+      <w:pPr>
+        <w:rPr>
+          <w:b/>
+          <w:bCs/>
+        </w:rPr>
+      </w:pPr>
+      <w:r>
+        <w:rPr>
+          <w:b/>
+          <w:bCs/>
+        </w:rPr>
+        <w:lastRenderedPageBreak/>
+        <w:drawing>
+          <wp:inline distT="0" distB="0" distL="0" distR="0" wp14:anchorId="4766DF3D" wp14:editId="508EFEE7">
+            <wp:extent cx="2834886" cy="3711262"/>
+            <wp:effectExtent l="0" t="0" r="3810" b="3810"/>
+            <wp:docPr id="659580348" name="Picture 1"/>
+            <wp:cNvGraphicFramePr>
+              <a:graphicFrameLocks xmlns:a="http://schemas.openxmlformats.org/drawingml/2006/main" noChangeAspect="1"/>
+            </wp:cNvGraphicFramePr>
+            <a:graphic xmlns:a="http://schemas.openxmlformats.org/drawingml/2006/main">
+              <a:graphicData uri="http://schemas.openxmlformats.org/drawingml/2006/picture">
+                <pic:pic xmlns:pic="http://schemas.openxmlformats.org/drawingml/2006/picture">
+                  <pic:nvPicPr>
+                    <pic:cNvPr id="659580348" name=""/>
+                    <pic:cNvPicPr/>
+                  </pic:nvPicPr>
+                  <pic:blipFill>
+                    <a:blip r:embed="rId19"/>
+                    <a:stretch>
+                      <a:fillRect/>
+                    </a:stretch>
+                  </pic:blipFill>
+                  <pic:spPr>
+                    <a:xfrm>
+                      <a:off x="0" y="0"/>
+                      <a:ext cx="2834886" cy="3711262"/>
+                    </a:xfrm>
+                    <a:prstGeom prst="rect">
+                      <a:avLst/>
+                    </a:prstGeom>
+                  </pic:spPr>
+                </pic:pic>
+              </a:graphicData>
+            </a:graphic>
+          </wp:inline>
+        </w:drawing>
+      </w:r>
+    </w:p>
+    <w:p>
+      <w:pPr>
+        <w:rPr>
+          <w:b/>
+          <w:bCs/>
+        </w:rPr>
+      </w:pPr>
+      <w:r>
+        <w:rPr>
+          <w:rFonts w:hint="eastAsia"/>
+          <w:b/>
+          <w:bCs/>
+        </w:rPr>
+        <w:t xml:space="preserve">Test6 </w:t>
+      </w:r>
+      <w:r>
+        <w:rPr>
+          <w:b/>
+          <w:bCs/>
+        </w:rPr>
+        <w:t>–</w:t>
+      </w:r>
+      <w:r>
+        <w:rPr>
+          <w:rFonts w:hint="eastAsia"/>
+          <w:b/>
+          <w:bCs/>
+        </w:rPr>
+        <w:t xml:space="preserve"> Closed Port Scan</w:t>
+      </w:r>
+    </w:p>
+    <w:p>
+      <w:pPr>
+        <w:rPr>
+          <w:rFonts w:hint="eastAsia"/>
+        </w:rPr>
+      </w:pPr>
+      <w:r>
+        <w:t>Expected Result</w:t>
+      </w:r>
+      <w:r>
+        <w:rPr>
+          <w:rFonts w:hint="eastAsia"/>
+        </w:rPr>
+        <w:t xml:space="preserve">: Find the </w:t>
+      </w:r>
+      <w:r>
+        <w:rPr>
+          <w:rFonts w:hint="eastAsia"/>
+        </w:rPr>
+        <w:t>closed</w:t>
+      </w:r>
+      <w:r>
+        <w:rPr>
+          <w:rFonts w:hint="eastAsia"/>
+        </w:rPr>
+        <w:t xml:space="preserve"> port</w:t>
+      </w:r>
+    </w:p>
+    <w:p>
+      <w:r>
+        <w:t>Actual Result</w:t>
+      </w:r>
+      <w:r>
+        <w:rPr>
+          <w:rFonts w:hint="eastAsia"/>
+        </w:rPr>
+        <w:t>: Find the closed port</w:t>
+      </w:r>
+    </w:p>
+    <w:p>
+      <w:r>
+        <w:rPr>
+          <w:rFonts w:hint="eastAsia"/>
+        </w:rPr>
+        <w:t>S</w:t>
+      </w:r>
+      <w:r>
+        <w:t>tatus</w:t>
+      </w:r>
+      <w:r>
+        <w:rPr>
+          <w:rFonts w:hint="eastAsia"/>
+        </w:rPr>
+        <w:t>: Pass</w:t>
+      </w:r>
+    </w:p>
+    <w:p>
+      <w:r>
+        <w:rPr>
+          <w:rFonts w:hint="eastAsia"/>
+        </w:rPr>
+        <w:t>Evidence:</w:t>
+      </w:r>
+    </w:p>
+    <w:p>
+      <w:pPr>
+        <w:rPr>
+          <w:b/>
+          <w:bCs/>
+        </w:rPr>
+      </w:pPr>
+      <w:r>
+        <w:rPr>
+          <w:b/>
+          <w:bCs/>
+        </w:rPr>
+        <w:drawing>
+          <wp:inline distT="0" distB="0" distL="0" distR="0" wp14:anchorId="13E933F4" wp14:editId="747ADB39">
+            <wp:extent cx="3139712" cy="2568163"/>
+            <wp:effectExtent l="0" t="0" r="3810" b="3810"/>
+            <wp:docPr id="221839878" name="Picture 1"/>
+            <wp:cNvGraphicFramePr>
+              <a:graphicFrameLocks xmlns:a="http://schemas.openxmlformats.org/drawingml/2006/main" noChangeAspect="1"/>
+            </wp:cNvGraphicFramePr>
+            <a:graphic xmlns:a="http://schemas.openxmlformats.org/drawingml/2006/main">
+              <a:graphicData uri="http://schemas.openxmlformats.org/drawingml/2006/picture">
+                <pic:pic xmlns:pic="http://schemas.openxmlformats.org/drawingml/2006/picture">
+                  <pic:nvPicPr>
+                    <pic:cNvPr id="221839878" name=""/>
+                    <pic:cNvPicPr/>
+                  </pic:nvPicPr>
+                  <pic:blipFill>
+                    <a:blip r:embed="rId20"/>
+                    <a:stretch>
+                      <a:fillRect/>
+                    </a:stretch>
+                  </pic:blipFill>
+                  <pic:spPr>
+                    <a:xfrm>
+                      <a:off x="0" y="0"/>
+                      <a:ext cx="3139712" cy="2568163"/>
+                    </a:xfrm>
+                    <a:prstGeom prst="rect">
+                      <a:avLst/>
+                    </a:prstGeom>
+                  </pic:spPr>
+                </pic:pic>
+              </a:graphicData>
+            </a:graphic>
+          </wp:inline>
+        </w:drawing>
+      </w:r>
+    </w:p>
+    <w:p>
+      <w:pPr>
+        <w:rPr>
+          <w:b/>
+          <w:bCs/>
+        </w:rPr>
+      </w:pPr>
+      <w:r>
+        <w:rPr>
+          <w:rFonts w:hint="eastAsia"/>
+          <w:b/>
+          <w:bCs/>
+        </w:rPr>
+        <w:lastRenderedPageBreak/>
+        <w:t xml:space="preserve">Test7 - </w:t>
+      </w:r>
+      <w:r>
+        <w:rPr>
+          <w:b/>
+          <w:bCs/>
+        </w:rPr>
+        <w:t>HTTP Checker &amp; CSV</w:t>
+      </w:r>
+    </w:p>
+    <w:p>
+      <w:pPr>
+        <w:rPr>
+          <w:rFonts w:hint="eastAsia"/>
+        </w:rPr>
+      </w:pPr>
+      <w:r>
+        <w:t>Expected Result</w:t>
+      </w:r>
+      <w:r>
+        <w:rPr>
+          <w:rFonts w:hint="eastAsia"/>
+        </w:rPr>
+        <w:t xml:space="preserve">: </w:t>
+      </w:r>
+      <w:r>
+        <w:rPr>
+          <w:rFonts w:hint="eastAsia"/>
+        </w:rPr>
+        <w:t>Print a structured report and a CSV file</w:t>
+      </w:r>
+    </w:p>
+    <w:p>
+      <w:r>
+        <w:t>Actual Result</w:t>
+      </w:r>
+      <w:r>
+        <w:rPr>
+          <w:rFonts w:hint="eastAsia"/>
+        </w:rPr>
+        <w:t>: Print a structured report and a CSV file</w:t>
+      </w:r>
+    </w:p>
+    <w:p>
+      <w:r>
+        <w:rPr>
+          <w:rFonts w:hint="eastAsia"/>
+        </w:rPr>
+        <w:t>S</w:t>
+      </w:r>
+      <w:r>
+        <w:t>tatus</w:t>
+      </w:r>
+      <w:r>
+        <w:rPr>
+          <w:rFonts w:hint="eastAsia"/>
+        </w:rPr>
+        <w:t>: Pass</w:t>
+      </w:r>
+    </w:p>
+    <w:p>
+      <w:r>
+        <w:rPr>
+          <w:rFonts w:hint="eastAsia"/>
+        </w:rPr>
+        <w:t>Evidence:</w:t>
+      </w:r>
+    </w:p>
+    <w:p>
+      <w:r>
+        <w:drawing>
+          <wp:inline distT="0" distB="0" distL="0" distR="0" wp14:anchorId="578D4322" wp14:editId="5E452F3B">
+            <wp:extent cx="3797799" cy="4297680"/>
+            <wp:effectExtent l="0" t="0" r="0" b="7620"/>
+            <wp:docPr id="1645181001" name="Picture 1"/>
+            <wp:cNvGraphicFramePr>
+              <a:graphicFrameLocks xmlns:a="http://schemas.openxmlformats.org/drawingml/2006/main" noChangeAspect="1"/>
+            </wp:cNvGraphicFramePr>
+            <a:graphic xmlns:a="http://schemas.openxmlformats.org/drawingml/2006/main">
+              <a:graphicData uri="http://schemas.openxmlformats.org/drawingml/2006/picture">
+                <pic:pic xmlns:pic="http://schemas.openxmlformats.org/drawingml/2006/picture">
+                  <pic:nvPicPr>
+                    <pic:cNvPr id="1645181001" name=""/>
+                    <pic:cNvPicPr/>
+                  </pic:nvPicPr>
+                  <pic:blipFill>
+                    <a:blip r:embed="rId21"/>
+                    <a:stretch>
+                      <a:fillRect/>
+                    </a:stretch>
+                  </pic:blipFill>
+                  <pic:spPr>
+                    <a:xfrm>
+                      <a:off x="0" y="0"/>
+                      <a:ext cx="3801961" cy="4302389"/>
+                    </a:xfrm>
+                    <a:prstGeom prst="rect">
+                      <a:avLst/>
+                    </a:prstGeom>
+                  </pic:spPr>
+                </pic:pic>
+              </a:graphicData>
+            </a:graphic>
+          </wp:inline>
+        </w:drawing>
+      </w:r>
+    </w:p>
+    <w:p>
+      <w:r>
+        <w:drawing>
+          <wp:inline distT="0" distB="0" distL="0" distR="0" wp14:anchorId="77EBDA3B" wp14:editId="2E1FFF4C">
+            <wp:extent cx="4922947" cy="1051651"/>
+            <wp:effectExtent l="0" t="0" r="0" b="0"/>
+            <wp:docPr id="197803125" name="Picture 1"/>
+            <wp:cNvGraphicFramePr>
+              <a:graphicFrameLocks xmlns:a="http://schemas.openxmlformats.org/drawingml/2006/main" noChangeAspect="1"/>
+            </wp:cNvGraphicFramePr>
+            <a:graphic xmlns:a="http://schemas.openxmlformats.org/drawingml/2006/main">
+              <a:graphicData uri="http://schemas.openxmlformats.org/drawingml/2006/picture">
+                <pic:pic xmlns:pic="http://schemas.openxmlformats.org/drawingml/2006/picture">
+                  <pic:nvPicPr>
+                    <pic:cNvPr id="197803125" name=""/>
+                    <pic:cNvPicPr/>
+                  </pic:nvPicPr>
+                  <pic:blipFill>
+                    <a:blip r:embed="rId22"/>
+                    <a:stretch>
+                      <a:fillRect/>
+                    </a:stretch>
+                  </pic:blipFill>
+                  <pic:spPr>
+                    <a:xfrm>
+                      <a:off x="0" y="0"/>
+                      <a:ext cx="4922947" cy="1051651"/>
+                    </a:xfrm>
+                    <a:prstGeom prst="rect">
+                      <a:avLst/>
+                    </a:prstGeom>
+                  </pic:spPr>
+                </pic:pic>
+              </a:graphicData>
+            </a:graphic>
+          </wp:inline>
+        </w:drawing>
+      </w:r>
+    </w:p>
+    <w:p>
+      <w:pPr>
+        <w:rPr>
+          <w:b/>
+          <w:bCs/>
+        </w:rPr>
+      </w:pPr>
+      <w:r>
+        <w:rPr>
+          <w:rFonts w:hint="eastAsia"/>
+          <w:b/>
+          <w:bCs/>
+        </w:rPr>
+        <w:t>Test</w:t>
+      </w:r>
+      <w:r>
+        <w:rPr>
+          <w:rFonts w:hint="eastAsia"/>
+          <w:b/>
+          <w:bCs/>
+        </w:rPr>
+        <w:t>8</w:t>
+      </w:r>
+      <w:r>
+        <w:rPr>
+          <w:rFonts w:hint="eastAsia"/>
+          <w:b/>
+          <w:bCs/>
+        </w:rPr>
+        <w:t xml:space="preserve"> - </w:t>
+      </w:r>
+      <w:r>
+        <w:rPr>
+          <w:b/>
+          <w:bCs/>
+        </w:rPr>
+        <w:t>PCAP Analysis &amp; Detection</w:t>
+      </w:r>
+    </w:p>
+    <w:p>
+      <w:pPr>
+        <w:rPr>
+          <w:rFonts w:hint="eastAsia"/>
+        </w:rPr>
+      </w:pPr>
+      <w:r>
+        <w:t>Expected Result</w:t>
+      </w:r>
+      <w:r>
+        <w:rPr>
+          <w:rFonts w:hint="eastAsia"/>
+        </w:rPr>
+        <w:t>: P</w:t>
+      </w:r>
+      <w:r>
+        <w:rPr>
+          <w:rFonts w:hint="eastAsia"/>
+        </w:rPr>
+        <w:t>rint a traffic summary and result of detection</w:t>
+      </w:r>
+    </w:p>
+    <w:p>
+      <w:r>
+        <w:t>Actual Result</w:t>
+      </w:r>
+      <w:r>
+        <w:rPr>
+          <w:rFonts w:hint="eastAsia"/>
+        </w:rPr>
+        <w:t>: Print a traffic summary and result of detection</w:t>
+      </w:r>
+    </w:p>
+    <w:p>
+      <w:r>
+        <w:rPr>
+          <w:rFonts w:hint="eastAsia"/>
+        </w:rPr>
+        <w:lastRenderedPageBreak/>
+        <w:t>S</w:t>
+      </w:r>
+      <w:r>
+        <w:t>tatus</w:t>
+      </w:r>
+      <w:r>
+        <w:rPr>
+          <w:rFonts w:hint="eastAsia"/>
+        </w:rPr>
+        <w:t>: Pass</w:t>
+      </w:r>
+    </w:p>
+    <w:p>
+      <w:r>
+        <w:rPr>
+          <w:rFonts w:hint="eastAsia"/>
+        </w:rPr>
+        <w:t>Evidence:</w:t>
+      </w:r>
+    </w:p>
+    <w:p>
+      <w:r>
+        <w:drawing>
+          <wp:inline distT="0" distB="0" distL="0" distR="0" wp14:anchorId="00DEFE89" wp14:editId="42752D6F">
+            <wp:extent cx="5943600" cy="2782570"/>
+            <wp:effectExtent l="0" t="0" r="0" b="0"/>
+            <wp:docPr id="1658111985" name="Picture 1"/>
+            <wp:cNvGraphicFramePr>
+              <a:graphicFrameLocks xmlns:a="http://schemas.openxmlformats.org/drawingml/2006/main" noChangeAspect="1"/>
+            </wp:cNvGraphicFramePr>
+            <a:graphic xmlns:a="http://schemas.openxmlformats.org/drawingml/2006/main">
+              <a:graphicData uri="http://schemas.openxmlformats.org/drawingml/2006/picture">
+                <pic:pic xmlns:pic="http://schemas.openxmlformats.org/drawingml/2006/picture">
+                  <pic:nvPicPr>
+                    <pic:cNvPr id="1658111985" name=""/>
+                    <pic:cNvPicPr/>
+                  </pic:nvPicPr>
+                  <pic:blipFill>
+                    <a:blip r:embed="rId23"/>
+                    <a:stretch>
+                      <a:fillRect/>
+                    </a:stretch>
+                  </pic:blipFill>
+                  <pic:spPr>
+                    <a:xfrm>
+                      <a:off x="0" y="0"/>
+                      <a:ext cx="5943600" cy="2782570"/>
+                    </a:xfrm>
+                    <a:prstGeom prst="rect">
+                      <a:avLst/>
+                    </a:prstGeom>
+                  </pic:spPr>
+                </pic:pic>
+              </a:graphicData>
+            </a:graphic>
+          </wp:inline>
+        </w:drawing>
+      </w:r>
+    </w:p>
+    <w:p>
+      <w:pPr>
+        <w:rPr>
+          <w:rFonts w:hint="eastAsia"/>
+          <w:b/>
+          <w:bCs/>
+        </w:rPr>
+      </w:pPr>
+      <w:r>
+        <w:rPr>
+          <w:rFonts w:hint="eastAsia"/>
+          <w:b/>
+          <w:bCs/>
+        </w:rPr>
+        <w:t>Test</w:t>
+      </w:r>
+      <w:r>
+        <w:rPr>
+          <w:rFonts w:hint="eastAsia"/>
+          <w:b/>
+          <w:bCs/>
+        </w:rPr>
+        <w:t>9</w:t>
+      </w:r>
+      <w:r>
+        <w:rPr>
+          <w:rFonts w:hint="eastAsia"/>
+          <w:b/>
+          <w:bCs/>
+        </w:rPr>
+        <w:t xml:space="preserve"> </w:t>
+      </w:r>
+      <w:r>
+        <w:rPr>
+          <w:b/>
+          <w:bCs/>
+        </w:rPr>
+        <w:t>–</w:t>
+      </w:r>
+      <w:r>
+        <w:rPr>
+          <w:rFonts w:hint="eastAsia"/>
+          <w:b/>
+          <w:bCs/>
+        </w:rPr>
+        <w:t xml:space="preserve"> </w:t>
+      </w:r>
+      <w:r>
+        <w:rPr>
+          <w:rFonts w:hint="eastAsia"/>
+          <w:b/>
+          <w:bCs/>
+        </w:rPr>
+        <w:t>Invalid Input</w:t>
+      </w:r>
+    </w:p>
+    <w:p>
+      <w:pPr>
+        <w:rPr>
+          <w:rFonts w:hint="eastAsia"/>
+        </w:rPr>
+      </w:pPr>
+      <w:r>
+        <w:t>Expected Result</w:t>
+      </w:r>
+      <w:r>
+        <w:rPr>
+          <w:rFonts w:hint="eastAsia"/>
+        </w:rPr>
+        <w:t xml:space="preserve">: </w:t>
+      </w:r>
+      <w:r>
+        <w:rPr>
+          <w:rFonts w:hint="eastAsia"/>
+        </w:rPr>
+        <w:t>Return an Error message and keep running</w:t>
+      </w:r>
+    </w:p>
+    <w:p>
+      <w:r>
+        <w:t>Actual Result</w:t>
+      </w:r>
+      <w:r>
+        <w:rPr>
+          <w:rFonts w:hint="eastAsia"/>
+        </w:rPr>
+        <w:t>: Return an Error message and keep running</w:t>
+      </w:r>
+    </w:p>
+    <w:p>
+      <w:r>
+        <w:rPr>
+          <w:rFonts w:hint="eastAsia"/>
+        </w:rPr>
+        <w:t>S</w:t>
+      </w:r>
+      <w:r>
+        <w:t>tatus</w:t>
+      </w:r>
+      <w:r>
+        <w:rPr>
+          <w:rFonts w:hint="eastAsia"/>
+        </w:rPr>
+        <w:t>: Pass</w:t>
+      </w:r>
+    </w:p>
+    <w:p>
+      <w:pPr>
+        <w:rPr>
+          <w:rFonts w:hint="eastAsia"/>
+        </w:rPr>
+      </w:pPr>
+      <w:r>
+        <w:rPr>
+          <w:rFonts w:hint="eastAsia"/>
+        </w:rPr>
+        <w:t>Evidence:</w:t>
+      </w:r>
+    </w:p>
+    <w:p>
+      <w:pPr>
+        <w:rPr>
+          <w:rFonts w:hint="eastAsia"/>
+        </w:rPr>
+      </w:pPr>
+      <w:r>
+        <w:drawing>
+          <wp:inline distT="0" distB="0" distL="0" distR="0" wp14:anchorId="4BCD6BF1" wp14:editId="70524B4F">
+            <wp:extent cx="2245596" cy="2926080"/>
+            <wp:effectExtent l="0" t="0" r="2540" b="7620"/>
+            <wp:docPr id="194084216" name="Picture 1"/>
+            <wp:cNvGraphicFramePr>
+              <a:graphicFrameLocks xmlns:a="http://schemas.openxmlformats.org/drawingml/2006/main" noChangeAspect="1"/>
+            </wp:cNvGraphicFramePr>
+            <a:graphic xmlns:a="http://schemas.openxmlformats.org/drawingml/2006/main">
+              <a:graphicData uri="http://schemas.openxmlformats.org/drawingml/2006/picture">
+                <pic:pic xmlns:pic="http://schemas.openxmlformats.org/drawingml/2006/picture">
+                  <pic:nvPicPr>
+                    <pic:cNvPr id="194084216" name=""/>
+                    <pic:cNvPicPr/>
+                  </pic:nvPicPr>
+                  <pic:blipFill>
+                    <a:blip r:embed="rId24"/>
+                    <a:stretch>
+                      <a:fillRect/>
+                    </a:stretch>
+                  </pic:blipFill>
+                  <pic:spPr>
+                    <a:xfrm>
+                      <a:off x="0" y="0"/>
+                      <a:ext cx="2246234" cy="2926911"/>
+                    </a:xfrm>
+                    <a:prstGeom prst="rect">
+                      <a:avLst/>
+                    </a:prstGeom>
+                  </pic:spPr>
+                </pic:pic>
+              </a:graphicData>
+            </a:graphic>
+          </wp:inline>
+        </w:drawing>
+      </w:r>
+    </w:p>
+    <w:p>
+      <w:pPr>
+        <w:rPr>
+          <w:rFonts w:hint="eastAsia"/>
+          <w:b/>
+          <w:bCs/>
+        </w:rPr>
+      </w:pPr>
+      <w:r>
+        <w:rPr>
+          <w:rFonts w:hint="eastAsia"/>
+          <w:b/>
+          <w:bCs/>
+        </w:rPr>
+        <w:lastRenderedPageBreak/>
+        <w:t xml:space="preserve">Test9 </w:t>
+      </w:r>
+      <w:r>
+        <w:rPr>
+          <w:b/>
+          <w:bCs/>
+        </w:rPr>
+        <w:t>–</w:t>
+      </w:r>
+      <w:r>
+        <w:rPr>
+          <w:rFonts w:hint="eastAsia"/>
+          <w:b/>
+          <w:bCs/>
+        </w:rPr>
+        <w:t xml:space="preserve"> Invalid Input</w:t>
+      </w:r>
+    </w:p>
+    <w:p>
+      <w:pPr>
+        <w:rPr>
+          <w:rFonts w:hint="eastAsia"/>
+        </w:rPr>
+      </w:pPr>
+      <w:r>
+        <w:t>Expected Result</w:t>
+      </w:r>
+      <w:r>
+        <w:rPr>
+          <w:rFonts w:hint="eastAsia"/>
+        </w:rPr>
+        <w:t>: Return an Error message and keep running</w:t>
+      </w:r>
+    </w:p>
+    <w:p>
+      <w:r>
+        <w:t>Actual Result</w:t>
+      </w:r>
+      <w:r>
+        <w:rPr>
+          <w:rFonts w:hint="eastAsia"/>
+        </w:rPr>
+        <w:t>: Return an Error message and keep running</w:t>
+      </w:r>
+    </w:p>
+    <w:p>
+      <w:r>
+        <w:rPr>
+          <w:rFonts w:hint="eastAsia"/>
+        </w:rPr>
+        <w:t>S</w:t>
+      </w:r>
+      <w:r>
+        <w:t>tatus</w:t>
+      </w:r>
+      <w:r>
+        <w:rPr>
+          <w:rFonts w:hint="eastAsia"/>
+        </w:rPr>
+        <w:t>: Pass</w:t>
+      </w:r>
+    </w:p>
+    <w:p>
+      <w:pPr>
+        <w:rPr>
+          <w:rFonts w:hint="eastAsia"/>
+        </w:rPr>
+      </w:pPr>
+      <w:r>
+        <w:rPr>
+          <w:rFonts w:hint="eastAsia"/>
+        </w:rPr>
+        <w:t>Evidence:</w:t>
+      </w:r>
+    </w:p>
+    <w:p>
+      <w:pPr>
+        <w:rPr>
+          <w:b/>
+          <w:bCs/>
+        </w:rPr>
+      </w:pPr>
+      <w:r>
+        <w:rPr>
+          <w:b/>
+          <w:bCs/>
+        </w:rPr>
+        <w:drawing>
+          <wp:inline distT="0" distB="0" distL="0" distR="0" wp14:anchorId="189233F3" wp14:editId="3BDF9FCF">
+            <wp:extent cx="2705334" cy="2857748"/>
+            <wp:effectExtent l="0" t="0" r="0" b="0"/>
+            <wp:docPr id="800709731" name="Picture 1"/>
+            <wp:cNvGraphicFramePr>
+              <a:graphicFrameLocks xmlns:a="http://schemas.openxmlformats.org/drawingml/2006/main" noChangeAspect="1"/>
+            </wp:cNvGraphicFramePr>
+            <a:graphic xmlns:a="http://schemas.openxmlformats.org/drawingml/2006/main">
+              <a:graphicData uri="http://schemas.openxmlformats.org/drawingml/2006/picture">
+                <pic:pic xmlns:pic="http://schemas.openxmlformats.org/drawingml/2006/picture">
+                  <pic:nvPicPr>
+                    <pic:cNvPr id="800709731" name=""/>
+                    <pic:cNvPicPr/>
+                  </pic:nvPicPr>
+                  <pic:blipFill>
+                    <a:blip r:embed="rId25"/>
+                    <a:stretch>
+                      <a:fillRect/>
+                    </a:stretch>
+                  </pic:blipFill>
+                  <pic:spPr>
+                    <a:xfrm>
+                      <a:off x="0" y="0"/>
+                      <a:ext cx="2705334" cy="2857748"/>
+                    </a:xfrm>
+                    <a:prstGeom prst="rect">
+                      <a:avLst/>
+                    </a:prstGeom>
+                  </pic:spPr>
+                </pic:pic>
+              </a:graphicData>
+            </a:graphic>
+          </wp:inline>
+        </w:drawing>
+      </w:r>
+    </w:p>
+    <w:p>
+      <w:pPr>
+        <w:rPr>
+          <w:b/>
+          <w:bCs/>
+        </w:rPr>
+      </w:pPr>
+      <w:r>
+        <w:rPr>
+          <w:rFonts w:hint="eastAsia"/>
+          <w:b/>
+          <w:bCs/>
+        </w:rPr>
+        <w:t xml:space="preserve">Test10 </w:t>
+      </w:r>
+      <w:r>
+        <w:rPr>
+          <w:b/>
+          <w:bCs/>
+        </w:rPr>
+        <w:t>–</w:t>
+      </w:r>
+      <w:r>
+        <w:rPr>
+          <w:rFonts w:hint="eastAsia"/>
+          <w:b/>
+          <w:bCs/>
+        </w:rPr>
+        <w:t xml:space="preserve"> Disconnect the Server</w:t>
+      </w:r>
+    </w:p>
+    <w:p>
+      <w:pPr>
+        <w:rPr>
+          <w:rFonts w:hint="eastAsia"/>
+        </w:rPr>
+      </w:pPr>
+      <w:r>
+        <w:t>Expected Result</w:t>
+      </w:r>
+      <w:r>
+        <w:rPr>
+          <w:rFonts w:hint="eastAsia"/>
+        </w:rPr>
+        <w:t xml:space="preserve">: </w:t>
+      </w:r>
+      <w:r>
+        <w:rPr>
+          <w:rFonts w:hint="eastAsia"/>
+        </w:rPr>
+        <w:t>The server disconnected gracefully</w:t>
+      </w:r>
+    </w:p>
+    <w:p>
+      <w:r>
+        <w:t>Actual Result</w:t>
+      </w:r>
+      <w:r>
+        <w:rPr>
+          <w:rFonts w:hint="eastAsia"/>
+        </w:rPr>
+        <w:t>: The server disconnected gracefully</w:t>
+      </w:r>
+    </w:p>
+    <w:p>
+      <w:r>
+        <w:rPr>
+          <w:rFonts w:hint="eastAsia"/>
+        </w:rPr>
+        <w:t>S</w:t>
+      </w:r>
+      <w:r>
+        <w:t>tatus</w:t>
+      </w:r>
+      <w:r>
+        <w:rPr>
+          <w:rFonts w:hint="eastAsia"/>
+        </w:rPr>
+        <w:t>: Pass</w:t>
+      </w:r>
+    </w:p>
+    <w:p>
+      <w:pPr>
+        <w:rPr>
+          <w:rFonts w:hint="eastAsia"/>
+        </w:rPr>
+      </w:pPr>
+      <w:r>
+        <w:rPr>
+          <w:rFonts w:hint="eastAsia"/>
+        </w:rPr>
+        <w:t>Evidence:</w:t>
+      </w:r>
+    </w:p>
+    <w:p>
+      <w:pPr>
+        <w:rPr>
+          <w:b/>
+          <w:bCs/>
+        </w:rPr>
+      </w:pPr>
+      <w:r>
+        <w:rPr>
+          <w:b/>
+          <w:bCs/>
+        </w:rPr>
+        <w:drawing>
+          <wp:inline distT="0" distB="0" distL="0" distR="0" wp14:anchorId="5E6956AB" wp14:editId="0A2EC48D">
+            <wp:extent cx="1432684" cy="655377"/>
+            <wp:effectExtent l="0" t="0" r="0" b="0"/>
+            <wp:docPr id="205843310" name="Picture 1"/>
+            <wp:cNvGraphicFramePr>
+              <a:graphicFrameLocks xmlns:a="http://schemas.openxmlformats.org/drawingml/2006/main" noChangeAspect="1"/>
+            </wp:cNvGraphicFramePr>
+            <a:graphic xmlns:a="http://schemas.openxmlformats.org/drawingml/2006/main">
+              <a:graphicData uri="http://schemas.openxmlformats.org/drawingml/2006/picture">
+                <pic:pic xmlns:pic="http://schemas.openxmlformats.org/drawingml/2006/picture">
+                  <pic:nvPicPr>
+                    <pic:cNvPr id="205843310" name=""/>
+                    <pic:cNvPicPr/>
+                  </pic:nvPicPr>
+                  <pic:blipFill>
+                    <a:blip r:embed="rId26"/>
+                    <a:stretch>
+                      <a:fillRect/>
+                    </a:stretch>
+                  </pic:blipFill>
+                  <pic:spPr>
+                    <a:xfrm>
+                      <a:off x="0" y="0"/>
+                      <a:ext cx="1432684" cy="655377"/>
+                    </a:xfrm>
+                    <a:prstGeom prst="rect">
+                      <a:avLst/>
+                    </a:prstGeom>
+                  </pic:spPr>
+                </pic:pic>
+              </a:graphicData>
+            </a:graphic>
+          </wp:inline>
+        </w:drawing>
+      </w:r>
+    </w:p>
+    <w:p>
+      <w:pPr>
+        <w:rPr>
+          <w:b/>
+          <w:bCs/>
+        </w:rPr>
+      </w:pPr>
+      <w:r>
+        <w:rPr>
+          <w:b/>
+          <w:bCs/>
+        </w:rPr>
+        <w:lastRenderedPageBreak/>
+        <w:drawing>
+          <wp:inline distT="0" distB="0" distL="0" distR="0" wp14:anchorId="17ABD3F5" wp14:editId="16067BF2">
+            <wp:extent cx="5943600" cy="1398270"/>
+            <wp:effectExtent l="0" t="0" r="0" b="0"/>
+            <wp:docPr id="955411220" name="Picture 1"/>
+            <wp:cNvGraphicFramePr>
+              <a:graphicFrameLocks xmlns:a="http://schemas.openxmlformats.org/drawingml/2006/main" noChangeAspect="1"/>
+            </wp:cNvGraphicFramePr>
+            <a:graphic xmlns:a="http://schemas.openxmlformats.org/drawingml/2006/main">
+              <a:graphicData uri="http://schemas.openxmlformats.org/drawingml/2006/picture">
+                <pic:pic xmlns:pic="http://schemas.openxmlformats.org/drawingml/2006/picture">
+                  <pic:nvPicPr>
+                    <pic:cNvPr id="955411220" name=""/>
+                    <pic:cNvPicPr/>
+                  </pic:nvPicPr>
+                  <pic:blipFill>
+                    <a:blip r:embed="rId27"/>
+                    <a:stretch>
+                      <a:fillRect/>
+                    </a:stretch>
+                  </pic:blipFill>
+                  <pic:spPr>
+                    <a:xfrm>
+                      <a:off x="0" y="0"/>
+                      <a:ext cx="5943600" cy="1398270"/>
+                    </a:xfrm>
+                    <a:prstGeom prst="rect">
+                      <a:avLst/>
+                    </a:prstGeom>
+                  </pic:spPr>
+                </pic:pic>
+              </a:graphicData>
+            </a:graphic>
+          </wp:inline>
+        </w:drawing>
+      </w:r>
+    </w:p>
+    <w:p>
+      <w:pPr>
+        <w:pStyle w:val="Heading3"/>
+      </w:pPr>
+      <w:r>
+        <w:t>Part G — Security Analysis and Reflection</w:t>
+      </w:r>
+    </w:p>
+    <w:p>
+      <w:pPr>
+        <w:pStyle w:val="ListParagraph"/>
+        <w:numPr>
+          <w:ilvl w:val="0"/>
+          <w:numId w:val="4"/>
+        </w:numPr>
+        <w:rPr>
+          <w:b/>
+          <w:bCs/>
+        </w:rPr>
+      </w:pPr>
+      <w:r>
+        <w:rPr>
+          <w:b/>
+          <w:bCs/>
+        </w:rPr>
+        <w:t>Which threats from your Day 1 model did your implementation mitigate, and which remain?</w:t>
+      </w:r>
+    </w:p>
+    <w:p>
+      <w:pPr>
+        <w:pStyle w:val="ListParagraph"/>
+        <w:ind w:left="360"/>
+        <w:rPr>
+          <w:rFonts w:hint="eastAsia"/>
+        </w:rPr>
+      </w:pPr>
+      <w:r>
+        <w:t>The implementation mitigated plaintext sniffing, brute-force attacks, unauthorized scanning, and PCAP DoS via password hashing, TOTP MFA, target bounds, and limits, while residual risks like host memory reading and zero-day vulnerabilities remain.</w:t>
+      </w:r>
+    </w:p>
+    <w:p>
+      <w:pPr>
+        <w:pStyle w:val="ListParagraph"/>
+        <w:numPr>
+          <w:ilvl w:val="0"/>
+          <w:numId w:val="4"/>
+        </w:numPr>
+        <w:rPr>
+          <w:b/>
+          <w:bCs/>
+        </w:rPr>
+      </w:pPr>
+      <w:r>
+        <w:rPr>
+          <w:b/>
+          <w:bCs/>
+        </w:rPr>
+        <w:t>What suspicious traffic did your PCAP analyzer identify? Cite packet-level or summary evidence.</w:t>
+      </w:r>
+    </w:p>
+    <w:p>
+      <w:pPr>
+        <w:pStyle w:val="ListParagraph"/>
+        <w:ind w:left="360"/>
+        <w:rPr>
+          <w:rFonts w:hint="eastAsia"/>
+        </w:rPr>
+      </w:pPr>
+      <w:r>
+        <w:t>The PCAP analyzer detected suspicious traffic from IP 192.0.2.20 based on the warning message and its disproportionately high packet count in the summary statistics.</w:t>
+      </w:r>
+    </w:p>
+    <w:p>
+      <w:pPr>
+        <w:pStyle w:val="ListParagraph"/>
+        <w:numPr>
+          <w:ilvl w:val="0"/>
+          <w:numId w:val="4"/>
+        </w:numPr>
+        <w:rPr>
+          <w:b/>
+          <w:bCs/>
+        </w:rPr>
+      </w:pPr>
+      <w:r>
+        <w:rPr>
+          <w:b/>
+          <w:bCs/>
+        </w:rPr>
+        <w:t>What did your HTTP checker find, and why are its findings not proof of exploitability?</w:t>
+      </w:r>
+    </w:p>
+    <w:p>
+      <w:pPr>
+        <w:pStyle w:val="ListParagraph"/>
+        <w:ind w:left="360"/>
         <w:rPr>
           <w:rFonts w:hint="eastAsia"/>
           <w:lang w:val="en-US"/>
         </w:rPr>
       </w:pPr>
       <w:r>
-        <w:rPr>
-          <w:rFonts w:hint="eastAsia"/>
-        </w:rPr>
-        <w:t>A</w:t>
-      </w:r>
-      <w:r>
-        <w:t xml:space="preserve">void collecting or logging user plain-text passwords and TOTP secret tokens. </w:t>
-      </w:r>
-      <w:r>
-        <w:rPr>
-          <w:rFonts w:hint="eastAsia"/>
-        </w:rPr>
-        <w:t>It</w:t>
-      </w:r>
-      <w:r>
-        <w:t xml:space="preserve"> is justified by security best practices to prevent credential disclosure and information leakage if log files are compromised, ensuring sensitive authentication material is never stored in persistent storage or logs.</w:t>
+        <w:t xml:space="preserve">The HTTP checker identified missing security headers like </w:t>
+      </w:r>
+      <w:r>
+        <w:rPr>
+          <w:lang w:val="en-US"/>
+        </w:rPr>
+        <w:t>Content-Security-Policy</w:t>
+      </w:r>
+      <w:r>
+        <w:rPr>
+          <w:rFonts w:hint="eastAsia"/>
+          <w:lang w:val="en-US"/>
+        </w:rPr>
+        <w:t xml:space="preserve"> and </w:t>
+      </w:r>
+      <w:r>
+        <w:rPr>
+          <w:lang w:val="en-US"/>
+        </w:rPr>
+        <w:t>X-Content-Type-Options</w:t>
+      </w:r>
+      <w:r>
+        <w:t>, which indicates a security configuration weakness rather than proof of direct exploitability.</w:t>
+      </w:r>
+    </w:p>
+    <w:p>
+      <w:pPr>
+        <w:pStyle w:val="ListParagraph"/>
+        <w:numPr>
+          <w:ilvl w:val="0"/>
+          <w:numId w:val="4"/>
+        </w:numPr>
+        <w:rPr>
+          <w:b/>
+          <w:bCs/>
+        </w:rPr>
+      </w:pPr>
+      <w:r>
+        <w:rPr>
+          <w:b/>
+          <w:bCs/>
+        </w:rPr>
+        <w:t>What are the confidentiality and replay limitations of a plain TCP connection, even with TOTP MFA?</w:t>
+      </w:r>
+    </w:p>
+    <w:p>
+      <w:pPr>
+        <w:pStyle w:val="ListParagraph"/>
+        <w:ind w:left="360"/>
+        <w:rPr>
+          <w:rFonts w:hint="eastAsia"/>
+        </w:rPr>
+      </w:pPr>
+      <w:r>
+        <w:t>Plain TCP lacks encryption, exposing session data to eavesdropping, while missing dynamic session tokens leaves the connection vulnerable to session hijacking despite TOTP MFA.</w:t>
+      </w:r>
+    </w:p>
+    <w:p>
+      <w:pPr>
+        <w:pStyle w:val="ListParagraph"/>
+        <w:numPr>
+          <w:ilvl w:val="0"/>
+          <w:numId w:val="4"/>
+        </w:numPr>
+        <w:rPr>
+          <w:b/>
+          <w:bCs/>
+        </w:rPr>
+      </w:pPr>
+      <w:r>
+        <w:rPr>
+          <w:b/>
+          <w:bCs/>
+        </w:rPr>
+        <w:t>What would you improve before deploying this application in production?</w:t>
+      </w:r>
+    </w:p>
+    <w:p>
+      <w:pPr>
+        <w:pStyle w:val="ListParagraph"/>
+        <w:ind w:left="360"/>
+      </w:pPr>
+      <w:r>
+        <w:t>Before production deployment, I would implement TLS/SSL encryption</w:t>
+      </w:r>
+      <w:r>
+        <w:rPr>
+          <w:rFonts w:hint="eastAsia"/>
+        </w:rPr>
+        <w:t>.</w:t>
+      </w:r>
+    </w:p>
+    <w:p>
+      <w:pPr>
+        <w:pStyle w:val="Heading2"/>
+      </w:pPr>
+      <w:r>
+        <w:rPr>
+          <w:rFonts w:hint="eastAsia"/>
+        </w:rPr>
+        <w:t>Github</w:t>
+      </w:r>
+    </w:p>
+    <w:p>
+      <w:pPr>
+        <w:rPr>
+          <w:rFonts w:hint="eastAsia"/>
+        </w:rPr>
+      </w:pPr>
+      <w:r>
+        <w:t>https://github.com/bnwzc/FSCT8561-Midterm-Kuangda-Zhu</w:t>
       </w:r>
     </w:p>
     <w:sectPr>
@@ -3204,6 +5681,95 @@
       </w:rPr>
     </w:lvl>
   </w:abstractNum>
+  <w:abstractNum w:abstractNumId="3" w15:restartNumberingAfterBreak="0">
+    <w:nsid w:val="56AC5146"/>
+    <w:multiLevelType w:val="hybridMultilevel"/>
+    <w:tmpl w:val="5A1699C6"/>
+    <w:lvl w:ilvl="0" w:tplc="9C6EA60A">
+      <w:start w:val="1"/>
+      <w:numFmt w:val="decimal"/>
+      <w:lvlText w:val="%1."/>
+      <w:lvlJc w:val="left"/>
+      <w:pPr>
+        <w:ind w:left="360" w:hanging="360"/>
+      </w:pPr>
+      <w:rPr>
+        <w:rFonts w:hint="default"/>
+      </w:rPr>
+    </w:lvl>
+    <w:lvl w:ilvl="1" w:tplc="04090019" w:tentative="1">
+      <w:start w:val="1"/>
+      <w:numFmt w:val="lowerLetter"/>
+      <w:lvlText w:val="%2)"/>
+      <w:lvlJc w:val="left"/>
+      <w:pPr>
+        <w:ind w:left="880" w:hanging="440"/>
+      </w:pPr>
+    </w:lvl>
+    <w:lvl w:ilvl="2" w:tplc="0409001B" w:tentative="1">
+      <w:start w:val="1"/>
+      <w:numFmt w:val="lowerRoman"/>
+      <w:lvlText w:val="%3."/>
+      <w:lvlJc w:val="right"/>
+      <w:pPr>
+        <w:ind w:left="1320" w:hanging="440"/>
+      </w:pPr>
+    </w:lvl>
+    <w:lvl w:ilvl="3" w:tplc="0409000F" w:tentative="1">
+      <w:start w:val="1"/>
+      <w:numFmt w:val="decimal"/>
+      <w:lvlText w:val="%4."/>
+      <w:lvlJc w:val="left"/>
+      <w:pPr>
+        <w:ind w:left="1760" w:hanging="440"/>
+      </w:pPr>
+    </w:lvl>
+    <w:lvl w:ilvl="4" w:tplc="04090019" w:tentative="1">
+      <w:start w:val="1"/>
+      <w:numFmt w:val="lowerLetter"/>
+      <w:lvlText w:val="%5)"/>
+      <w:lvlJc w:val="left"/>
+      <w:pPr>
+        <w:ind w:left="2200" w:hanging="440"/>
+      </w:pPr>
+    </w:lvl>
+    <w:lvl w:ilvl="5" w:tplc="0409001B" w:tentative="1">
+      <w:start w:val="1"/>
+      <w:numFmt w:val="lowerRoman"/>
+      <w:lvlText w:val="%6."/>
+      <w:lvlJc w:val="right"/>
+      <w:pPr>
+        <w:ind w:left="2640" w:hanging="440"/>
+      </w:pPr>
+    </w:lvl>
+    <w:lvl w:ilvl="6" w:tplc="0409000F" w:tentative="1">
+      <w:start w:val="1"/>
+      <w:numFmt w:val="decimal"/>
+      <w:lvlText w:val="%7."/>
+      <w:lvlJc w:val="left"/>
+      <w:pPr>
+        <w:ind w:left="3080" w:hanging="440"/>
+      </w:pPr>
+    </w:lvl>
+    <w:lvl w:ilvl="7" w:tplc="04090019" w:tentative="1">
+      <w:start w:val="1"/>
+      <w:numFmt w:val="lowerLetter"/>
+      <w:lvlText w:val="%8)"/>
+      <w:lvlJc w:val="left"/>
+      <w:pPr>
+        <w:ind w:left="3520" w:hanging="440"/>
+      </w:pPr>
+    </w:lvl>
+    <w:lvl w:ilvl="8" w:tplc="0409001B" w:tentative="1">
+      <w:start w:val="1"/>
+      <w:numFmt w:val="lowerRoman"/>
+      <w:lvlText w:val="%9."/>
+      <w:lvlJc w:val="right"/>
+      <w:pPr>
+        <w:ind w:left="3960" w:hanging="440"/>
+      </w:pPr>
+    </w:lvl>
+  </w:abstractNum>
   <w:num w:numId="1" w16cid:durableId="122775510">
     <w:abstractNumId w:val="0"/>
   </w:num>
@@ -3212,6 +5778,9 @@
   </w:num>
   <w:num w:numId="3" w16cid:durableId="775708806">
     <w:abstractNumId w:val="2"/>
+  </w:num>
+  <w:num w:numId="4" w16cid:durableId="338192716">
+    <w:abstractNumId w:val="3"/>
   </w:num>
 </w:numbering>
 </file>
@@ -3616,6 +6185,7 @@
   <w:style w:type="paragraph" w:default="1" w:styleId="Normal">
     <w:name w:val="Normal"/>
     <w:qFormat/>
+    <w:rsid w:val="00E37224"/>
   </w:style>
   <w:style w:type="paragraph" w:styleId="Heading1">
     <w:name w:val="heading 1"/>
